--- a/docs/shared/Vandrekalender_DataModel_v3.docx
+++ b/docs/shared/Vandrekalender_DataModel_v3.docx
@@ -87,7 +87,7 @@
     </w:p>
     <w:tbl>
       <w:tblPr>
-        <w:tblW w:w="11765" w:type="dxa"/>
+        <w:tblW w:w="9638" w:type="dxa"/>
         <w:tblBorders>
           <w:top w:val="single" w:sz="4" w:space="0" w:color="auto"/>
           <w:left w:val="single" w:sz="4" w:space="0" w:color="auto"/>
@@ -96,6 +96,7 @@
           <w:insideH w:val="single" w:sz="4" w:space="0" w:color="auto"/>
           <w:insideV w:val="single" w:sz="4" w:space="0" w:color="auto"/>
         </w:tblBorders>
+        <w:tblLayout w:type="fixed"/>
         <w:tblCellMar>
           <w:left w:w="10" w:type="dxa"/>
           <w:right w:w="10" w:type="dxa"/>
@@ -103,25 +104,19 @@
         <w:tblLook w:val="04A0" w:firstRow="1" w:lastRow="0" w:firstColumn="1" w:lastColumn="0" w:noHBand="0" w:noVBand="1"/>
       </w:tblPr>
       <w:tblGrid>
-        <w:gridCol w:w="2842"/>
-        <w:gridCol w:w="1124"/>
-        <w:gridCol w:w="1505"/>
-        <w:gridCol w:w="1758"/>
-        <w:gridCol w:w="4536"/>
+        <w:gridCol w:w="2400"/>
+        <w:gridCol w:w="1000"/>
+        <w:gridCol w:w="850"/>
+        <w:gridCol w:w="1250"/>
+        <w:gridCol w:w="4138"/>
       </w:tblGrid>
       <w:tr>
-        <w:tblPrEx>
-          <w:tblCellMar>
-            <w:top w:w="0" w:type="dxa"/>
-            <w:bottom w:w="0" w:type="dxa"/>
-          </w:tblCellMar>
-        </w:tblPrEx>
         <w:trPr>
           <w:tblHeader/>
         </w:trPr>
         <w:tc>
           <w:tcPr>
-            <w:tcW w:w="2842" w:type="dxa"/>
+            <w:tcW w:w="2400" w:type="dxa"/>
             <w:tcBorders>
               <w:top w:val="single" w:sz="1" w:space="0" w:color="CCCCCC"/>
               <w:left w:val="single" w:sz="1" w:space="0" w:color="CCCCCC"/>
@@ -150,7 +145,7 @@
         </w:tc>
         <w:tc>
           <w:tcPr>
-            <w:tcW w:w="1124" w:type="dxa"/>
+            <w:tcW w:w="1000" w:type="dxa"/>
             <w:tcBorders>
               <w:top w:val="single" w:sz="1" w:space="0" w:color="CCCCCC"/>
               <w:left w:val="single" w:sz="1" w:space="0" w:color="CCCCCC"/>
@@ -179,7 +174,7 @@
         </w:tc>
         <w:tc>
           <w:tcPr>
-            <w:tcW w:w="1505" w:type="dxa"/>
+            <w:tcW w:w="850" w:type="dxa"/>
             <w:tcBorders>
               <w:top w:val="single" w:sz="1" w:space="0" w:color="CCCCCC"/>
               <w:left w:val="single" w:sz="1" w:space="0" w:color="CCCCCC"/>
@@ -208,7 +203,7 @@
         </w:tc>
         <w:tc>
           <w:tcPr>
-            <w:tcW w:w="1758" w:type="dxa"/>
+            <w:tcW w:w="1250" w:type="dxa"/>
             <w:tcBorders>
               <w:top w:val="single" w:sz="1" w:space="0" w:color="CCCCCC"/>
               <w:left w:val="single" w:sz="1" w:space="0" w:color="CCCCCC"/>
@@ -237,7 +232,7 @@
         </w:tc>
         <w:tc>
           <w:tcPr>
-            <w:tcW w:w="4536" w:type="dxa"/>
+            <w:tcW w:w="4138" w:type="dxa"/>
             <w:tcBorders>
               <w:top w:val="single" w:sz="1" w:space="0" w:color="CCCCCC"/>
               <w:left w:val="single" w:sz="1" w:space="0" w:color="CCCCCC"/>
@@ -266,15 +261,9 @@
         </w:tc>
       </w:tr>
       <w:tr>
-        <w:tblPrEx>
-          <w:tblCellMar>
-            <w:top w:w="0" w:type="dxa"/>
-            <w:bottom w:w="0" w:type="dxa"/>
-          </w:tblCellMar>
-        </w:tblPrEx>
-        <w:tc>
-          <w:tcPr>
-            <w:tcW w:w="2842" w:type="dxa"/>
+        <w:tc>
+          <w:tcPr>
+            <w:tcW w:w="2400" w:type="dxa"/>
             <w:tcBorders>
               <w:top w:val="single" w:sz="1" w:space="0" w:color="CCCCCC"/>
               <w:left w:val="single" w:sz="1" w:space="0" w:color="CCCCCC"/>
@@ -302,7 +291,7 @@
         </w:tc>
         <w:tc>
           <w:tcPr>
-            <w:tcW w:w="1124" w:type="dxa"/>
+            <w:tcW w:w="1000" w:type="dxa"/>
             <w:tcBorders>
               <w:top w:val="single" w:sz="1" w:space="0" w:color="CCCCCC"/>
               <w:left w:val="single" w:sz="1" w:space="0" w:color="CCCCCC"/>
@@ -328,7 +317,7 @@
         </w:tc>
         <w:tc>
           <w:tcPr>
-            <w:tcW w:w="1505" w:type="dxa"/>
+            <w:tcW w:w="850" w:type="dxa"/>
             <w:tcBorders>
               <w:top w:val="single" w:sz="1" w:space="0" w:color="CCCCCC"/>
               <w:left w:val="single" w:sz="1" w:space="0" w:color="CCCCCC"/>
@@ -354,7 +343,7 @@
         </w:tc>
         <w:tc>
           <w:tcPr>
-            <w:tcW w:w="1758" w:type="dxa"/>
+            <w:tcW w:w="1250" w:type="dxa"/>
             <w:tcBorders>
               <w:top w:val="single" w:sz="1" w:space="0" w:color="CCCCCC"/>
               <w:left w:val="single" w:sz="1" w:space="0" w:color="CCCCCC"/>
@@ -380,7 +369,7 @@
         </w:tc>
         <w:tc>
           <w:tcPr>
-            <w:tcW w:w="4536" w:type="dxa"/>
+            <w:tcW w:w="4138" w:type="dxa"/>
             <w:tcBorders>
               <w:top w:val="single" w:sz="1" w:space="0" w:color="CCCCCC"/>
               <w:left w:val="single" w:sz="1" w:space="0" w:color="CCCCCC"/>
@@ -406,15 +395,9 @@
         </w:tc>
       </w:tr>
       <w:tr>
-        <w:tblPrEx>
-          <w:tblCellMar>
-            <w:top w:w="0" w:type="dxa"/>
-            <w:bottom w:w="0" w:type="dxa"/>
-          </w:tblCellMar>
-        </w:tblPrEx>
-        <w:tc>
-          <w:tcPr>
-            <w:tcW w:w="2842" w:type="dxa"/>
+        <w:tc>
+          <w:tcPr>
+            <w:tcW w:w="2400" w:type="dxa"/>
             <w:tcBorders>
               <w:top w:val="single" w:sz="1" w:space="0" w:color="CCCCCC"/>
               <w:left w:val="single" w:sz="1" w:space="0" w:color="CCCCCC"/>
@@ -443,7 +426,7 @@
         </w:tc>
         <w:tc>
           <w:tcPr>
-            <w:tcW w:w="1124" w:type="dxa"/>
+            <w:tcW w:w="1000" w:type="dxa"/>
             <w:tcBorders>
               <w:top w:val="single" w:sz="1" w:space="0" w:color="CCCCCC"/>
               <w:left w:val="single" w:sz="1" w:space="0" w:color="CCCCCC"/>
@@ -470,7 +453,7 @@
         </w:tc>
         <w:tc>
           <w:tcPr>
-            <w:tcW w:w="1505" w:type="dxa"/>
+            <w:tcW w:w="850" w:type="dxa"/>
             <w:tcBorders>
               <w:top w:val="single" w:sz="1" w:space="0" w:color="CCCCCC"/>
               <w:left w:val="single" w:sz="1" w:space="0" w:color="CCCCCC"/>
@@ -497,7 +480,7 @@
         </w:tc>
         <w:tc>
           <w:tcPr>
-            <w:tcW w:w="1758" w:type="dxa"/>
+            <w:tcW w:w="1250" w:type="dxa"/>
             <w:tcBorders>
               <w:top w:val="single" w:sz="1" w:space="0" w:color="CCCCCC"/>
               <w:left w:val="single" w:sz="1" w:space="0" w:color="CCCCCC"/>
@@ -524,7 +507,7 @@
         </w:tc>
         <w:tc>
           <w:tcPr>
-            <w:tcW w:w="4536" w:type="dxa"/>
+            <w:tcW w:w="4138" w:type="dxa"/>
             <w:tcBorders>
               <w:top w:val="single" w:sz="1" w:space="0" w:color="CCCCCC"/>
               <w:left w:val="single" w:sz="1" w:space="0" w:color="CCCCCC"/>
@@ -551,15 +534,9 @@
         </w:tc>
       </w:tr>
       <w:tr>
-        <w:tblPrEx>
-          <w:tblCellMar>
-            <w:top w:w="0" w:type="dxa"/>
-            <w:bottom w:w="0" w:type="dxa"/>
-          </w:tblCellMar>
-        </w:tblPrEx>
-        <w:tc>
-          <w:tcPr>
-            <w:tcW w:w="2842" w:type="dxa"/>
+        <w:tc>
+          <w:tcPr>
+            <w:tcW w:w="2400" w:type="dxa"/>
             <w:tcBorders>
               <w:top w:val="single" w:sz="1" w:space="0" w:color="CCCCCC"/>
               <w:left w:val="single" w:sz="1" w:space="0" w:color="CCCCCC"/>
@@ -587,7 +564,7 @@
         </w:tc>
         <w:tc>
           <w:tcPr>
-            <w:tcW w:w="1124" w:type="dxa"/>
+            <w:tcW w:w="1000" w:type="dxa"/>
             <w:tcBorders>
               <w:top w:val="single" w:sz="1" w:space="0" w:color="CCCCCC"/>
               <w:left w:val="single" w:sz="1" w:space="0" w:color="CCCCCC"/>
@@ -613,7 +590,7 @@
         </w:tc>
         <w:tc>
           <w:tcPr>
-            <w:tcW w:w="1505" w:type="dxa"/>
+            <w:tcW w:w="850" w:type="dxa"/>
             <w:tcBorders>
               <w:top w:val="single" w:sz="1" w:space="0" w:color="CCCCCC"/>
               <w:left w:val="single" w:sz="1" w:space="0" w:color="CCCCCC"/>
@@ -639,7 +616,7 @@
         </w:tc>
         <w:tc>
           <w:tcPr>
-            <w:tcW w:w="1758" w:type="dxa"/>
+            <w:tcW w:w="1250" w:type="dxa"/>
             <w:tcBorders>
               <w:top w:val="single" w:sz="1" w:space="0" w:color="CCCCCC"/>
               <w:left w:val="single" w:sz="1" w:space="0" w:color="CCCCCC"/>
@@ -665,7 +642,7 @@
         </w:tc>
         <w:tc>
           <w:tcPr>
-            <w:tcW w:w="4536" w:type="dxa"/>
+            <w:tcW w:w="4138" w:type="dxa"/>
             <w:tcBorders>
               <w:top w:val="single" w:sz="1" w:space="0" w:color="CCCCCC"/>
               <w:left w:val="single" w:sz="1" w:space="0" w:color="CCCCCC"/>
@@ -691,15 +668,9 @@
         </w:tc>
       </w:tr>
       <w:tr>
-        <w:tblPrEx>
-          <w:tblCellMar>
-            <w:top w:w="0" w:type="dxa"/>
-            <w:bottom w:w="0" w:type="dxa"/>
-          </w:tblCellMar>
-        </w:tblPrEx>
-        <w:tc>
-          <w:tcPr>
-            <w:tcW w:w="2842" w:type="dxa"/>
+        <w:tc>
+          <w:tcPr>
+            <w:tcW w:w="2400" w:type="dxa"/>
             <w:tcBorders>
               <w:top w:val="single" w:sz="1" w:space="0" w:color="CCCCCC"/>
               <w:left w:val="single" w:sz="1" w:space="0" w:color="CCCCCC"/>
@@ -728,7 +699,7 @@
         </w:tc>
         <w:tc>
           <w:tcPr>
-            <w:tcW w:w="1124" w:type="dxa"/>
+            <w:tcW w:w="1000" w:type="dxa"/>
             <w:tcBorders>
               <w:top w:val="single" w:sz="1" w:space="0" w:color="CCCCCC"/>
               <w:left w:val="single" w:sz="1" w:space="0" w:color="CCCCCC"/>
@@ -755,7 +726,7 @@
         </w:tc>
         <w:tc>
           <w:tcPr>
-            <w:tcW w:w="1505" w:type="dxa"/>
+            <w:tcW w:w="850" w:type="dxa"/>
             <w:tcBorders>
               <w:top w:val="single" w:sz="1" w:space="0" w:color="CCCCCC"/>
               <w:left w:val="single" w:sz="1" w:space="0" w:color="CCCCCC"/>
@@ -782,7 +753,7 @@
         </w:tc>
         <w:tc>
           <w:tcPr>
-            <w:tcW w:w="1758" w:type="dxa"/>
+            <w:tcW w:w="1250" w:type="dxa"/>
             <w:tcBorders>
               <w:top w:val="single" w:sz="1" w:space="0" w:color="CCCCCC"/>
               <w:left w:val="single" w:sz="1" w:space="0" w:color="CCCCCC"/>
@@ -809,7 +780,7 @@
         </w:tc>
         <w:tc>
           <w:tcPr>
-            <w:tcW w:w="4536" w:type="dxa"/>
+            <w:tcW w:w="4138" w:type="dxa"/>
             <w:tcBorders>
               <w:top w:val="single" w:sz="1" w:space="0" w:color="CCCCCC"/>
               <w:left w:val="single" w:sz="1" w:space="0" w:color="CCCCCC"/>
@@ -836,15 +807,9 @@
         </w:tc>
       </w:tr>
       <w:tr>
-        <w:tblPrEx>
-          <w:tblCellMar>
-            <w:top w:w="0" w:type="dxa"/>
-            <w:bottom w:w="0" w:type="dxa"/>
-          </w:tblCellMar>
-        </w:tblPrEx>
-        <w:tc>
-          <w:tcPr>
-            <w:tcW w:w="2842" w:type="dxa"/>
+        <w:tc>
+          <w:tcPr>
+            <w:tcW w:w="2400" w:type="dxa"/>
             <w:tcBorders>
               <w:top w:val="single" w:sz="1" w:space="0" w:color="CCCCCC"/>
               <w:left w:val="single" w:sz="1" w:space="0" w:color="CCCCCC"/>
@@ -872,7 +837,7 @@
         </w:tc>
         <w:tc>
           <w:tcPr>
-            <w:tcW w:w="1124" w:type="dxa"/>
+            <w:tcW w:w="1000" w:type="dxa"/>
             <w:tcBorders>
               <w:top w:val="single" w:sz="1" w:space="0" w:color="CCCCCC"/>
               <w:left w:val="single" w:sz="1" w:space="0" w:color="CCCCCC"/>
@@ -898,7 +863,7 @@
         </w:tc>
         <w:tc>
           <w:tcPr>
-            <w:tcW w:w="1505" w:type="dxa"/>
+            <w:tcW w:w="850" w:type="dxa"/>
             <w:tcBorders>
               <w:top w:val="single" w:sz="1" w:space="0" w:color="CCCCCC"/>
               <w:left w:val="single" w:sz="1" w:space="0" w:color="CCCCCC"/>
@@ -924,7 +889,7 @@
         </w:tc>
         <w:tc>
           <w:tcPr>
-            <w:tcW w:w="1758" w:type="dxa"/>
+            <w:tcW w:w="1250" w:type="dxa"/>
             <w:tcBorders>
               <w:top w:val="single" w:sz="1" w:space="0" w:color="CCCCCC"/>
               <w:left w:val="single" w:sz="1" w:space="0" w:color="CCCCCC"/>
@@ -950,7 +915,7 @@
         </w:tc>
         <w:tc>
           <w:tcPr>
-            <w:tcW w:w="4536" w:type="dxa"/>
+            <w:tcW w:w="4138" w:type="dxa"/>
             <w:tcBorders>
               <w:top w:val="single" w:sz="1" w:space="0" w:color="CCCCCC"/>
               <w:left w:val="single" w:sz="1" w:space="0" w:color="CCCCCC"/>
@@ -976,15 +941,12 @@
         </w:tc>
       </w:tr>
       <w:tr>
-        <w:tblPrEx>
-          <w:tblCellMar>
-            <w:top w:w="0" w:type="dxa"/>
-            <w:bottom w:w="0" w:type="dxa"/>
-          </w:tblCellMar>
-        </w:tblPrEx>
-        <w:tc>
-          <w:tcPr>
-            <w:tcW w:w="2842" w:type="dxa"/>
+        <w:trPr>
+          <w:trHeight w:val="23"/>
+        </w:trPr>
+        <w:tc>
+          <w:tcPr>
+            <w:tcW w:w="2400" w:type="dxa"/>
             <w:tcBorders>
               <w:top w:val="single" w:sz="1" w:space="0" w:color="CCCCCC"/>
               <w:left w:val="single" w:sz="1" w:space="0" w:color="CCCCCC"/>
@@ -1013,7 +975,7 @@
         </w:tc>
         <w:tc>
           <w:tcPr>
-            <w:tcW w:w="1124" w:type="dxa"/>
+            <w:tcW w:w="1000" w:type="dxa"/>
             <w:tcBorders>
               <w:top w:val="single" w:sz="1" w:space="0" w:color="CCCCCC"/>
               <w:left w:val="single" w:sz="1" w:space="0" w:color="CCCCCC"/>
@@ -1040,7 +1002,7 @@
         </w:tc>
         <w:tc>
           <w:tcPr>
-            <w:tcW w:w="1505" w:type="dxa"/>
+            <w:tcW w:w="850" w:type="dxa"/>
             <w:tcBorders>
               <w:top w:val="single" w:sz="1" w:space="0" w:color="CCCCCC"/>
               <w:left w:val="single" w:sz="1" w:space="0" w:color="CCCCCC"/>
@@ -1067,7 +1029,7 @@
         </w:tc>
         <w:tc>
           <w:tcPr>
-            <w:tcW w:w="1758" w:type="dxa"/>
+            <w:tcW w:w="1250" w:type="dxa"/>
             <w:tcBorders>
               <w:top w:val="single" w:sz="1" w:space="0" w:color="CCCCCC"/>
               <w:left w:val="single" w:sz="1" w:space="0" w:color="CCCCCC"/>
@@ -1094,7 +1056,7 @@
         </w:tc>
         <w:tc>
           <w:tcPr>
-            <w:tcW w:w="4536" w:type="dxa"/>
+            <w:tcW w:w="4138" w:type="dxa"/>
             <w:tcBorders>
               <w:top w:val="single" w:sz="1" w:space="0" w:color="CCCCCC"/>
               <w:left w:val="single" w:sz="1" w:space="0" w:color="CCCCCC"/>
@@ -1121,15 +1083,9 @@
         </w:tc>
       </w:tr>
       <w:tr>
-        <w:tblPrEx>
-          <w:tblCellMar>
-            <w:top w:w="0" w:type="dxa"/>
-            <w:bottom w:w="0" w:type="dxa"/>
-          </w:tblCellMar>
-        </w:tblPrEx>
-        <w:tc>
-          <w:tcPr>
-            <w:tcW w:w="2842" w:type="dxa"/>
+        <w:tc>
+          <w:tcPr>
+            <w:tcW w:w="2400" w:type="dxa"/>
             <w:tcBorders>
               <w:top w:val="single" w:sz="1" w:space="0" w:color="CCCCCC"/>
               <w:left w:val="single" w:sz="1" w:space="0" w:color="CCCCCC"/>
@@ -1157,7 +1113,7 @@
         </w:tc>
         <w:tc>
           <w:tcPr>
-            <w:tcW w:w="1124" w:type="dxa"/>
+            <w:tcW w:w="1000" w:type="dxa"/>
             <w:tcBorders>
               <w:top w:val="single" w:sz="1" w:space="0" w:color="CCCCCC"/>
               <w:left w:val="single" w:sz="1" w:space="0" w:color="CCCCCC"/>
@@ -1183,7 +1139,7 @@
         </w:tc>
         <w:tc>
           <w:tcPr>
-            <w:tcW w:w="1505" w:type="dxa"/>
+            <w:tcW w:w="850" w:type="dxa"/>
             <w:tcBorders>
               <w:top w:val="single" w:sz="1" w:space="0" w:color="CCCCCC"/>
               <w:left w:val="single" w:sz="1" w:space="0" w:color="CCCCCC"/>
@@ -1209,7 +1165,7 @@
         </w:tc>
         <w:tc>
           <w:tcPr>
-            <w:tcW w:w="1758" w:type="dxa"/>
+            <w:tcW w:w="1250" w:type="dxa"/>
             <w:tcBorders>
               <w:top w:val="single" w:sz="1" w:space="0" w:color="CCCCCC"/>
               <w:left w:val="single" w:sz="1" w:space="0" w:color="CCCCCC"/>
@@ -1235,7 +1191,7 @@
         </w:tc>
         <w:tc>
           <w:tcPr>
-            <w:tcW w:w="4536" w:type="dxa"/>
+            <w:tcW w:w="4138" w:type="dxa"/>
             <w:tcBorders>
               <w:top w:val="single" w:sz="1" w:space="0" w:color="CCCCCC"/>
               <w:left w:val="single" w:sz="1" w:space="0" w:color="CCCCCC"/>
@@ -1261,15 +1217,9 @@
         </w:tc>
       </w:tr>
       <w:tr>
-        <w:tblPrEx>
-          <w:tblCellMar>
-            <w:top w:w="0" w:type="dxa"/>
-            <w:bottom w:w="0" w:type="dxa"/>
-          </w:tblCellMar>
-        </w:tblPrEx>
-        <w:tc>
-          <w:tcPr>
-            <w:tcW w:w="2842" w:type="dxa"/>
+        <w:tc>
+          <w:tcPr>
+            <w:tcW w:w="2400" w:type="dxa"/>
             <w:tcBorders>
               <w:top w:val="single" w:sz="1" w:space="0" w:color="CCCCCC"/>
               <w:left w:val="single" w:sz="1" w:space="0" w:color="CCCCCC"/>
@@ -1298,7 +1248,7 @@
         </w:tc>
         <w:tc>
           <w:tcPr>
-            <w:tcW w:w="1124" w:type="dxa"/>
+            <w:tcW w:w="1000" w:type="dxa"/>
             <w:tcBorders>
               <w:top w:val="single" w:sz="1" w:space="0" w:color="CCCCCC"/>
               <w:left w:val="single" w:sz="1" w:space="0" w:color="CCCCCC"/>
@@ -1325,7 +1275,7 @@
         </w:tc>
         <w:tc>
           <w:tcPr>
-            <w:tcW w:w="1505" w:type="dxa"/>
+            <w:tcW w:w="850" w:type="dxa"/>
             <w:tcBorders>
               <w:top w:val="single" w:sz="1" w:space="0" w:color="CCCCCC"/>
               <w:left w:val="single" w:sz="1" w:space="0" w:color="CCCCCC"/>
@@ -1352,7 +1302,7 @@
         </w:tc>
         <w:tc>
           <w:tcPr>
-            <w:tcW w:w="1758" w:type="dxa"/>
+            <w:tcW w:w="1250" w:type="dxa"/>
             <w:tcBorders>
               <w:top w:val="single" w:sz="1" w:space="0" w:color="CCCCCC"/>
               <w:left w:val="single" w:sz="1" w:space="0" w:color="CCCCCC"/>
@@ -1379,7 +1329,7 @@
         </w:tc>
         <w:tc>
           <w:tcPr>
-            <w:tcW w:w="4536" w:type="dxa"/>
+            <w:tcW w:w="4138" w:type="dxa"/>
             <w:tcBorders>
               <w:top w:val="single" w:sz="1" w:space="0" w:color="CCCCCC"/>
               <w:left w:val="single" w:sz="1" w:space="0" w:color="CCCCCC"/>
@@ -1406,15 +1356,9 @@
         </w:tc>
       </w:tr>
       <w:tr>
-        <w:tblPrEx>
-          <w:tblCellMar>
-            <w:top w:w="0" w:type="dxa"/>
-            <w:bottom w:w="0" w:type="dxa"/>
-          </w:tblCellMar>
-        </w:tblPrEx>
-        <w:tc>
-          <w:tcPr>
-            <w:tcW w:w="2842" w:type="dxa"/>
+        <w:tc>
+          <w:tcPr>
+            <w:tcW w:w="2400" w:type="dxa"/>
             <w:tcBorders>
               <w:top w:val="single" w:sz="1" w:space="0" w:color="CCCCCC"/>
               <w:left w:val="single" w:sz="1" w:space="0" w:color="CCCCCC"/>
@@ -1442,7 +1386,7 @@
         </w:tc>
         <w:tc>
           <w:tcPr>
-            <w:tcW w:w="1124" w:type="dxa"/>
+            <w:tcW w:w="1000" w:type="dxa"/>
             <w:tcBorders>
               <w:top w:val="single" w:sz="1" w:space="0" w:color="CCCCCC"/>
               <w:left w:val="single" w:sz="1" w:space="0" w:color="CCCCCC"/>
@@ -1468,7 +1412,7 @@
         </w:tc>
         <w:tc>
           <w:tcPr>
-            <w:tcW w:w="1505" w:type="dxa"/>
+            <w:tcW w:w="850" w:type="dxa"/>
             <w:tcBorders>
               <w:top w:val="single" w:sz="1" w:space="0" w:color="CCCCCC"/>
               <w:left w:val="single" w:sz="1" w:space="0" w:color="CCCCCC"/>
@@ -1494,7 +1438,7 @@
         </w:tc>
         <w:tc>
           <w:tcPr>
-            <w:tcW w:w="1758" w:type="dxa"/>
+            <w:tcW w:w="1250" w:type="dxa"/>
             <w:tcBorders>
               <w:top w:val="single" w:sz="1" w:space="0" w:color="CCCCCC"/>
               <w:left w:val="single" w:sz="1" w:space="0" w:color="CCCCCC"/>
@@ -1520,7 +1464,7 @@
         </w:tc>
         <w:tc>
           <w:tcPr>
-            <w:tcW w:w="4536" w:type="dxa"/>
+            <w:tcW w:w="4138" w:type="dxa"/>
             <w:tcBorders>
               <w:top w:val="single" w:sz="1" w:space="0" w:color="CCCCCC"/>
               <w:left w:val="single" w:sz="1" w:space="0" w:color="CCCCCC"/>
@@ -1546,15 +1490,9 @@
         </w:tc>
       </w:tr>
       <w:tr>
-        <w:tblPrEx>
-          <w:tblCellMar>
-            <w:top w:w="0" w:type="dxa"/>
-            <w:bottom w:w="0" w:type="dxa"/>
-          </w:tblCellMar>
-        </w:tblPrEx>
-        <w:tc>
-          <w:tcPr>
-            <w:tcW w:w="2842" w:type="dxa"/>
+        <w:tc>
+          <w:tcPr>
+            <w:tcW w:w="2400" w:type="dxa"/>
             <w:tcBorders>
               <w:top w:val="single" w:sz="1" w:space="0" w:color="CCCCCC"/>
               <w:left w:val="single" w:sz="1" w:space="0" w:color="CCCCCC"/>
@@ -1583,7 +1521,7 @@
         </w:tc>
         <w:tc>
           <w:tcPr>
-            <w:tcW w:w="1124" w:type="dxa"/>
+            <w:tcW w:w="1000" w:type="dxa"/>
             <w:tcBorders>
               <w:top w:val="single" w:sz="1" w:space="0" w:color="CCCCCC"/>
               <w:left w:val="single" w:sz="1" w:space="0" w:color="CCCCCC"/>
@@ -1610,7 +1548,7 @@
         </w:tc>
         <w:tc>
           <w:tcPr>
-            <w:tcW w:w="1505" w:type="dxa"/>
+            <w:tcW w:w="850" w:type="dxa"/>
             <w:tcBorders>
               <w:top w:val="single" w:sz="1" w:space="0" w:color="CCCCCC"/>
               <w:left w:val="single" w:sz="1" w:space="0" w:color="CCCCCC"/>
@@ -1637,7 +1575,7 @@
         </w:tc>
         <w:tc>
           <w:tcPr>
-            <w:tcW w:w="1758" w:type="dxa"/>
+            <w:tcW w:w="1250" w:type="dxa"/>
             <w:tcBorders>
               <w:top w:val="single" w:sz="1" w:space="0" w:color="CCCCCC"/>
               <w:left w:val="single" w:sz="1" w:space="0" w:color="CCCCCC"/>
@@ -1664,7 +1602,7 @@
         </w:tc>
         <w:tc>
           <w:tcPr>
-            <w:tcW w:w="4536" w:type="dxa"/>
+            <w:tcW w:w="4138" w:type="dxa"/>
             <w:tcBorders>
               <w:top w:val="single" w:sz="1" w:space="0" w:color="CCCCCC"/>
               <w:left w:val="single" w:sz="1" w:space="0" w:color="CCCCCC"/>
@@ -1691,15 +1629,9 @@
         </w:tc>
       </w:tr>
       <w:tr>
-        <w:tblPrEx>
-          <w:tblCellMar>
-            <w:top w:w="0" w:type="dxa"/>
-            <w:bottom w:w="0" w:type="dxa"/>
-          </w:tblCellMar>
-        </w:tblPrEx>
-        <w:tc>
-          <w:tcPr>
-            <w:tcW w:w="2842" w:type="dxa"/>
+        <w:tc>
+          <w:tcPr>
+            <w:tcW w:w="2400" w:type="dxa"/>
             <w:tcBorders>
               <w:top w:val="single" w:sz="1" w:space="0" w:color="CCCCCC"/>
               <w:left w:val="single" w:sz="1" w:space="0" w:color="CCCCCC"/>
@@ -1727,7 +1659,7 @@
         </w:tc>
         <w:tc>
           <w:tcPr>
-            <w:tcW w:w="1124" w:type="dxa"/>
+            <w:tcW w:w="1000" w:type="dxa"/>
             <w:tcBorders>
               <w:top w:val="single" w:sz="1" w:space="0" w:color="CCCCCC"/>
               <w:left w:val="single" w:sz="1" w:space="0" w:color="CCCCCC"/>
@@ -1753,7 +1685,7 @@
         </w:tc>
         <w:tc>
           <w:tcPr>
-            <w:tcW w:w="1505" w:type="dxa"/>
+            <w:tcW w:w="850" w:type="dxa"/>
             <w:tcBorders>
               <w:top w:val="single" w:sz="1" w:space="0" w:color="CCCCCC"/>
               <w:left w:val="single" w:sz="1" w:space="0" w:color="CCCCCC"/>
@@ -1779,7 +1711,7 @@
         </w:tc>
         <w:tc>
           <w:tcPr>
-            <w:tcW w:w="1758" w:type="dxa"/>
+            <w:tcW w:w="1250" w:type="dxa"/>
             <w:tcBorders>
               <w:top w:val="single" w:sz="1" w:space="0" w:color="CCCCCC"/>
               <w:left w:val="single" w:sz="1" w:space="0" w:color="CCCCCC"/>
@@ -1805,7 +1737,7 @@
         </w:tc>
         <w:tc>
           <w:tcPr>
-            <w:tcW w:w="4536" w:type="dxa"/>
+            <w:tcW w:w="4138" w:type="dxa"/>
             <w:tcBorders>
               <w:top w:val="single" w:sz="1" w:space="0" w:color="CCCCCC"/>
               <w:left w:val="single" w:sz="1" w:space="0" w:color="CCCCCC"/>
@@ -1831,15 +1763,9 @@
         </w:tc>
       </w:tr>
       <w:tr>
-        <w:tblPrEx>
-          <w:tblCellMar>
-            <w:top w:w="0" w:type="dxa"/>
-            <w:bottom w:w="0" w:type="dxa"/>
-          </w:tblCellMar>
-        </w:tblPrEx>
-        <w:tc>
-          <w:tcPr>
-            <w:tcW w:w="2842" w:type="dxa"/>
+        <w:tc>
+          <w:tcPr>
+            <w:tcW w:w="2400" w:type="dxa"/>
             <w:tcBorders>
               <w:top w:val="single" w:sz="1" w:space="0" w:color="CCCCCC"/>
               <w:left w:val="single" w:sz="1" w:space="0" w:color="CCCCCC"/>
@@ -1868,7 +1794,7 @@
         </w:tc>
         <w:tc>
           <w:tcPr>
-            <w:tcW w:w="1124" w:type="dxa"/>
+            <w:tcW w:w="1000" w:type="dxa"/>
             <w:tcBorders>
               <w:top w:val="single" w:sz="1" w:space="0" w:color="CCCCCC"/>
               <w:left w:val="single" w:sz="1" w:space="0" w:color="CCCCCC"/>
@@ -1895,7 +1821,7 @@
         </w:tc>
         <w:tc>
           <w:tcPr>
-            <w:tcW w:w="1505" w:type="dxa"/>
+            <w:tcW w:w="850" w:type="dxa"/>
             <w:tcBorders>
               <w:top w:val="single" w:sz="1" w:space="0" w:color="CCCCCC"/>
               <w:left w:val="single" w:sz="1" w:space="0" w:color="CCCCCC"/>
@@ -1922,7 +1848,7 @@
         </w:tc>
         <w:tc>
           <w:tcPr>
-            <w:tcW w:w="1758" w:type="dxa"/>
+            <w:tcW w:w="1250" w:type="dxa"/>
             <w:tcBorders>
               <w:top w:val="single" w:sz="1" w:space="0" w:color="CCCCCC"/>
               <w:left w:val="single" w:sz="1" w:space="0" w:color="CCCCCC"/>
@@ -1949,7 +1875,7 @@
         </w:tc>
         <w:tc>
           <w:tcPr>
-            <w:tcW w:w="4536" w:type="dxa"/>
+            <w:tcW w:w="4138" w:type="dxa"/>
             <w:tcBorders>
               <w:top w:val="single" w:sz="1" w:space="0" w:color="CCCCCC"/>
               <w:left w:val="single" w:sz="1" w:space="0" w:color="CCCCCC"/>
@@ -1976,15 +1902,9 @@
         </w:tc>
       </w:tr>
       <w:tr>
-        <w:tblPrEx>
-          <w:tblCellMar>
-            <w:top w:w="0" w:type="dxa"/>
-            <w:bottom w:w="0" w:type="dxa"/>
-          </w:tblCellMar>
-        </w:tblPrEx>
-        <w:tc>
-          <w:tcPr>
-            <w:tcW w:w="2842" w:type="dxa"/>
+        <w:tc>
+          <w:tcPr>
+            <w:tcW w:w="2400" w:type="dxa"/>
             <w:tcBorders>
               <w:top w:val="single" w:sz="1" w:space="0" w:color="CCCCCC"/>
               <w:left w:val="single" w:sz="1" w:space="0" w:color="CCCCCC"/>
@@ -2012,7 +1932,7 @@
         </w:tc>
         <w:tc>
           <w:tcPr>
-            <w:tcW w:w="1124" w:type="dxa"/>
+            <w:tcW w:w="1000" w:type="dxa"/>
             <w:tcBorders>
               <w:top w:val="single" w:sz="1" w:space="0" w:color="CCCCCC"/>
               <w:left w:val="single" w:sz="1" w:space="0" w:color="CCCCCC"/>
@@ -2038,7 +1958,7 @@
         </w:tc>
         <w:tc>
           <w:tcPr>
-            <w:tcW w:w="1505" w:type="dxa"/>
+            <w:tcW w:w="850" w:type="dxa"/>
             <w:tcBorders>
               <w:top w:val="single" w:sz="1" w:space="0" w:color="CCCCCC"/>
               <w:left w:val="single" w:sz="1" w:space="0" w:color="CCCCCC"/>
@@ -2064,7 +1984,7 @@
         </w:tc>
         <w:tc>
           <w:tcPr>
-            <w:tcW w:w="1758" w:type="dxa"/>
+            <w:tcW w:w="1250" w:type="dxa"/>
             <w:tcBorders>
               <w:top w:val="single" w:sz="1" w:space="0" w:color="CCCCCC"/>
               <w:left w:val="single" w:sz="1" w:space="0" w:color="CCCCCC"/>
@@ -2090,7 +2010,7 @@
         </w:tc>
         <w:tc>
           <w:tcPr>
-            <w:tcW w:w="4536" w:type="dxa"/>
+            <w:tcW w:w="4138" w:type="dxa"/>
             <w:tcBorders>
               <w:top w:val="single" w:sz="1" w:space="0" w:color="CCCCCC"/>
               <w:left w:val="single" w:sz="1" w:space="0" w:color="CCCCCC"/>
@@ -2116,15 +2036,9 @@
         </w:tc>
       </w:tr>
       <w:tr>
-        <w:tblPrEx>
-          <w:tblCellMar>
-            <w:top w:w="0" w:type="dxa"/>
-            <w:bottom w:w="0" w:type="dxa"/>
-          </w:tblCellMar>
-        </w:tblPrEx>
-        <w:tc>
-          <w:tcPr>
-            <w:tcW w:w="2842" w:type="dxa"/>
+        <w:tc>
+          <w:tcPr>
+            <w:tcW w:w="2400" w:type="dxa"/>
             <w:tcBorders>
               <w:top w:val="single" w:sz="1" w:space="0" w:color="CCCCCC"/>
               <w:left w:val="single" w:sz="1" w:space="0" w:color="CCCCCC"/>
@@ -2147,13 +2061,14 @@
                 <w:sz w:val="20"/>
                 <w:szCs w:val="20"/>
               </w:rPr>
+              <w:lastRenderedPageBreak/>
               <w:t>Featured image</w:t>
             </w:r>
           </w:p>
         </w:tc>
         <w:tc>
           <w:tcPr>
-            <w:tcW w:w="1124" w:type="dxa"/>
+            <w:tcW w:w="1000" w:type="dxa"/>
             <w:tcBorders>
               <w:top w:val="single" w:sz="1" w:space="0" w:color="CCCCCC"/>
               <w:left w:val="single" w:sz="1" w:space="0" w:color="CCCCCC"/>
@@ -2180,7 +2095,7 @@
         </w:tc>
         <w:tc>
           <w:tcPr>
-            <w:tcW w:w="1505" w:type="dxa"/>
+            <w:tcW w:w="850" w:type="dxa"/>
             <w:tcBorders>
               <w:top w:val="single" w:sz="1" w:space="0" w:color="CCCCCC"/>
               <w:left w:val="single" w:sz="1" w:space="0" w:color="CCCCCC"/>
@@ -2207,7 +2122,7 @@
         </w:tc>
         <w:tc>
           <w:tcPr>
-            <w:tcW w:w="1758" w:type="dxa"/>
+            <w:tcW w:w="1250" w:type="dxa"/>
             <w:tcBorders>
               <w:top w:val="single" w:sz="1" w:space="0" w:color="CCCCCC"/>
               <w:left w:val="single" w:sz="1" w:space="0" w:color="CCCCCC"/>
@@ -2234,7 +2149,7 @@
         </w:tc>
         <w:tc>
           <w:tcPr>
-            <w:tcW w:w="4536" w:type="dxa"/>
+            <w:tcW w:w="4138" w:type="dxa"/>
             <w:tcBorders>
               <w:top w:val="single" w:sz="1" w:space="0" w:color="CCCCCC"/>
               <w:left w:val="single" w:sz="1" w:space="0" w:color="CCCCCC"/>
@@ -2261,15 +2176,9 @@
         </w:tc>
       </w:tr>
       <w:tr>
-        <w:tblPrEx>
-          <w:tblCellMar>
-            <w:top w:w="0" w:type="dxa"/>
-            <w:bottom w:w="0" w:type="dxa"/>
-          </w:tblCellMar>
-        </w:tblPrEx>
-        <w:tc>
-          <w:tcPr>
-            <w:tcW w:w="2842" w:type="dxa"/>
+        <w:tc>
+          <w:tcPr>
+            <w:tcW w:w="2400" w:type="dxa"/>
             <w:tcBorders>
               <w:top w:val="single" w:sz="1" w:space="0" w:color="CCCCCC"/>
               <w:left w:val="single" w:sz="1" w:space="0" w:color="CCCCCC"/>
@@ -2297,7 +2206,7 @@
         </w:tc>
         <w:tc>
           <w:tcPr>
-            <w:tcW w:w="1124" w:type="dxa"/>
+            <w:tcW w:w="1000" w:type="dxa"/>
             <w:tcBorders>
               <w:top w:val="single" w:sz="1" w:space="0" w:color="CCCCCC"/>
               <w:left w:val="single" w:sz="1" w:space="0" w:color="CCCCCC"/>
@@ -2323,7 +2232,7 @@
         </w:tc>
         <w:tc>
           <w:tcPr>
-            <w:tcW w:w="1505" w:type="dxa"/>
+            <w:tcW w:w="850" w:type="dxa"/>
             <w:tcBorders>
               <w:top w:val="single" w:sz="1" w:space="0" w:color="CCCCCC"/>
               <w:left w:val="single" w:sz="1" w:space="0" w:color="CCCCCC"/>
@@ -2349,7 +2258,7 @@
         </w:tc>
         <w:tc>
           <w:tcPr>
-            <w:tcW w:w="1758" w:type="dxa"/>
+            <w:tcW w:w="1250" w:type="dxa"/>
             <w:tcBorders>
               <w:top w:val="single" w:sz="1" w:space="0" w:color="CCCCCC"/>
               <w:left w:val="single" w:sz="1" w:space="0" w:color="CCCCCC"/>
@@ -2375,7 +2284,7 @@
         </w:tc>
         <w:tc>
           <w:tcPr>
-            <w:tcW w:w="4536" w:type="dxa"/>
+            <w:tcW w:w="4138" w:type="dxa"/>
             <w:tcBorders>
               <w:top w:val="single" w:sz="1" w:space="0" w:color="CCCCCC"/>
               <w:left w:val="single" w:sz="1" w:space="0" w:color="CCCCCC"/>
@@ -2401,15 +2310,9 @@
         </w:tc>
       </w:tr>
       <w:tr>
-        <w:tblPrEx>
-          <w:tblCellMar>
-            <w:top w:w="0" w:type="dxa"/>
-            <w:bottom w:w="0" w:type="dxa"/>
-          </w:tblCellMar>
-        </w:tblPrEx>
-        <w:tc>
-          <w:tcPr>
-            <w:tcW w:w="2842" w:type="dxa"/>
+        <w:tc>
+          <w:tcPr>
+            <w:tcW w:w="2400" w:type="dxa"/>
             <w:tcBorders>
               <w:top w:val="single" w:sz="1" w:space="0" w:color="CCCCCC"/>
               <w:left w:val="single" w:sz="1" w:space="0" w:color="CCCCCC"/>
@@ -2438,7 +2341,7 @@
         </w:tc>
         <w:tc>
           <w:tcPr>
-            <w:tcW w:w="1124" w:type="dxa"/>
+            <w:tcW w:w="1000" w:type="dxa"/>
             <w:tcBorders>
               <w:top w:val="single" w:sz="1" w:space="0" w:color="CCCCCC"/>
               <w:left w:val="single" w:sz="1" w:space="0" w:color="CCCCCC"/>
@@ -2465,7 +2368,7 @@
         </w:tc>
         <w:tc>
           <w:tcPr>
-            <w:tcW w:w="1505" w:type="dxa"/>
+            <w:tcW w:w="850" w:type="dxa"/>
             <w:tcBorders>
               <w:top w:val="single" w:sz="1" w:space="0" w:color="CCCCCC"/>
               <w:left w:val="single" w:sz="1" w:space="0" w:color="CCCCCC"/>
@@ -2492,7 +2395,7 @@
         </w:tc>
         <w:tc>
           <w:tcPr>
-            <w:tcW w:w="1758" w:type="dxa"/>
+            <w:tcW w:w="1250" w:type="dxa"/>
             <w:tcBorders>
               <w:top w:val="single" w:sz="1" w:space="0" w:color="CCCCCC"/>
               <w:left w:val="single" w:sz="1" w:space="0" w:color="CCCCCC"/>
@@ -2519,7 +2422,7 @@
         </w:tc>
         <w:tc>
           <w:tcPr>
-            <w:tcW w:w="4536" w:type="dxa"/>
+            <w:tcW w:w="4138" w:type="dxa"/>
             <w:tcBorders>
               <w:top w:val="single" w:sz="1" w:space="0" w:color="CCCCCC"/>
               <w:left w:val="single" w:sz="1" w:space="0" w:color="CCCCCC"/>
@@ -2546,15 +2449,9 @@
         </w:tc>
       </w:tr>
       <w:tr>
-        <w:tblPrEx>
-          <w:tblCellMar>
-            <w:top w:w="0" w:type="dxa"/>
-            <w:bottom w:w="0" w:type="dxa"/>
-          </w:tblCellMar>
-        </w:tblPrEx>
-        <w:tc>
-          <w:tcPr>
-            <w:tcW w:w="2842" w:type="dxa"/>
+        <w:tc>
+          <w:tcPr>
+            <w:tcW w:w="2400" w:type="dxa"/>
             <w:tcBorders>
               <w:top w:val="single" w:sz="1" w:space="0" w:color="CCCCCC"/>
               <w:left w:val="single" w:sz="1" w:space="0" w:color="CCCCCC"/>
@@ -2582,7 +2479,7 @@
         </w:tc>
         <w:tc>
           <w:tcPr>
-            <w:tcW w:w="1124" w:type="dxa"/>
+            <w:tcW w:w="1000" w:type="dxa"/>
             <w:tcBorders>
               <w:top w:val="single" w:sz="1" w:space="0" w:color="CCCCCC"/>
               <w:left w:val="single" w:sz="1" w:space="0" w:color="CCCCCC"/>
@@ -2608,7 +2505,7 @@
         </w:tc>
         <w:tc>
           <w:tcPr>
-            <w:tcW w:w="1505" w:type="dxa"/>
+            <w:tcW w:w="850" w:type="dxa"/>
             <w:tcBorders>
               <w:top w:val="single" w:sz="1" w:space="0" w:color="CCCCCC"/>
               <w:left w:val="single" w:sz="1" w:space="0" w:color="CCCCCC"/>
@@ -2634,7 +2531,7 @@
         </w:tc>
         <w:tc>
           <w:tcPr>
-            <w:tcW w:w="1758" w:type="dxa"/>
+            <w:tcW w:w="1250" w:type="dxa"/>
             <w:tcBorders>
               <w:top w:val="single" w:sz="1" w:space="0" w:color="CCCCCC"/>
               <w:left w:val="single" w:sz="1" w:space="0" w:color="CCCCCC"/>
@@ -2660,7 +2557,7 @@
         </w:tc>
         <w:tc>
           <w:tcPr>
-            <w:tcW w:w="4536" w:type="dxa"/>
+            <w:tcW w:w="4138" w:type="dxa"/>
             <w:tcBorders>
               <w:top w:val="single" w:sz="1" w:space="0" w:color="CCCCCC"/>
               <w:left w:val="single" w:sz="1" w:space="0" w:color="CCCCCC"/>
@@ -2686,15 +2583,9 @@
         </w:tc>
       </w:tr>
       <w:tr>
-        <w:tblPrEx>
-          <w:tblCellMar>
-            <w:top w:w="0" w:type="dxa"/>
-            <w:bottom w:w="0" w:type="dxa"/>
-          </w:tblCellMar>
-        </w:tblPrEx>
-        <w:tc>
-          <w:tcPr>
-            <w:tcW w:w="2842" w:type="dxa"/>
+        <w:tc>
+          <w:tcPr>
+            <w:tcW w:w="2400" w:type="dxa"/>
             <w:tcBorders>
               <w:top w:val="single" w:sz="1" w:space="0" w:color="CCCCCC"/>
               <w:left w:val="single" w:sz="1" w:space="0" w:color="CCCCCC"/>
@@ -2723,7 +2614,7 @@
         </w:tc>
         <w:tc>
           <w:tcPr>
-            <w:tcW w:w="1124" w:type="dxa"/>
+            <w:tcW w:w="1000" w:type="dxa"/>
             <w:tcBorders>
               <w:top w:val="single" w:sz="1" w:space="0" w:color="CCCCCC"/>
               <w:left w:val="single" w:sz="1" w:space="0" w:color="CCCCCC"/>
@@ -2750,7 +2641,7 @@
         </w:tc>
         <w:tc>
           <w:tcPr>
-            <w:tcW w:w="1505" w:type="dxa"/>
+            <w:tcW w:w="850" w:type="dxa"/>
             <w:tcBorders>
               <w:top w:val="single" w:sz="1" w:space="0" w:color="CCCCCC"/>
               <w:left w:val="single" w:sz="1" w:space="0" w:color="CCCCCC"/>
@@ -2777,7 +2668,7 @@
         </w:tc>
         <w:tc>
           <w:tcPr>
-            <w:tcW w:w="1758" w:type="dxa"/>
+            <w:tcW w:w="1250" w:type="dxa"/>
             <w:tcBorders>
               <w:top w:val="single" w:sz="1" w:space="0" w:color="CCCCCC"/>
               <w:left w:val="single" w:sz="1" w:space="0" w:color="CCCCCC"/>
@@ -2804,7 +2695,7 @@
         </w:tc>
         <w:tc>
           <w:tcPr>
-            <w:tcW w:w="4536" w:type="dxa"/>
+            <w:tcW w:w="4138" w:type="dxa"/>
             <w:tcBorders>
               <w:top w:val="single" w:sz="1" w:space="0" w:color="CCCCCC"/>
               <w:left w:val="single" w:sz="1" w:space="0" w:color="CCCCCC"/>
@@ -2831,15 +2722,9 @@
         </w:tc>
       </w:tr>
       <w:tr>
-        <w:tblPrEx>
-          <w:tblCellMar>
-            <w:top w:w="0" w:type="dxa"/>
-            <w:bottom w:w="0" w:type="dxa"/>
-          </w:tblCellMar>
-        </w:tblPrEx>
-        <w:tc>
-          <w:tcPr>
-            <w:tcW w:w="2842" w:type="dxa"/>
+        <w:tc>
+          <w:tcPr>
+            <w:tcW w:w="2400" w:type="dxa"/>
             <w:tcBorders>
               <w:top w:val="single" w:sz="1" w:space="0" w:color="CCCCCC"/>
               <w:left w:val="single" w:sz="1" w:space="0" w:color="CCCCCC"/>
@@ -2867,7 +2752,7 @@
         </w:tc>
         <w:tc>
           <w:tcPr>
-            <w:tcW w:w="1124" w:type="dxa"/>
+            <w:tcW w:w="1000" w:type="dxa"/>
             <w:tcBorders>
               <w:top w:val="single" w:sz="1" w:space="0" w:color="CCCCCC"/>
               <w:left w:val="single" w:sz="1" w:space="0" w:color="CCCCCC"/>
@@ -2893,7 +2778,7 @@
         </w:tc>
         <w:tc>
           <w:tcPr>
-            <w:tcW w:w="1505" w:type="dxa"/>
+            <w:tcW w:w="850" w:type="dxa"/>
             <w:tcBorders>
               <w:top w:val="single" w:sz="1" w:space="0" w:color="CCCCCC"/>
               <w:left w:val="single" w:sz="1" w:space="0" w:color="CCCCCC"/>
@@ -2919,7 +2804,7 @@
         </w:tc>
         <w:tc>
           <w:tcPr>
-            <w:tcW w:w="1758" w:type="dxa"/>
+            <w:tcW w:w="1250" w:type="dxa"/>
             <w:tcBorders>
               <w:top w:val="single" w:sz="1" w:space="0" w:color="CCCCCC"/>
               <w:left w:val="single" w:sz="1" w:space="0" w:color="CCCCCC"/>
@@ -2945,7 +2830,7 @@
         </w:tc>
         <w:tc>
           <w:tcPr>
-            <w:tcW w:w="4536" w:type="dxa"/>
+            <w:tcW w:w="4138" w:type="dxa"/>
             <w:tcBorders>
               <w:top w:val="single" w:sz="1" w:space="0" w:color="CCCCCC"/>
               <w:left w:val="single" w:sz="1" w:space="0" w:color="CCCCCC"/>
@@ -2971,15 +2856,9 @@
         </w:tc>
       </w:tr>
       <w:tr>
-        <w:tblPrEx>
-          <w:tblCellMar>
-            <w:top w:w="0" w:type="dxa"/>
-            <w:bottom w:w="0" w:type="dxa"/>
-          </w:tblCellMar>
-        </w:tblPrEx>
-        <w:tc>
-          <w:tcPr>
-            <w:tcW w:w="2842" w:type="dxa"/>
+        <w:tc>
+          <w:tcPr>
+            <w:tcW w:w="2400" w:type="dxa"/>
             <w:tcBorders>
               <w:top w:val="single" w:sz="1" w:space="0" w:color="CCCCCC"/>
               <w:left w:val="single" w:sz="1" w:space="0" w:color="CCCCCC"/>
@@ -3008,7 +2887,7 @@
         </w:tc>
         <w:tc>
           <w:tcPr>
-            <w:tcW w:w="1124" w:type="dxa"/>
+            <w:tcW w:w="1000" w:type="dxa"/>
             <w:tcBorders>
               <w:top w:val="single" w:sz="1" w:space="0" w:color="CCCCCC"/>
               <w:left w:val="single" w:sz="1" w:space="0" w:color="CCCCCC"/>
@@ -3035,7 +2914,7 @@
         </w:tc>
         <w:tc>
           <w:tcPr>
-            <w:tcW w:w="1505" w:type="dxa"/>
+            <w:tcW w:w="850" w:type="dxa"/>
             <w:tcBorders>
               <w:top w:val="single" w:sz="1" w:space="0" w:color="CCCCCC"/>
               <w:left w:val="single" w:sz="1" w:space="0" w:color="CCCCCC"/>
@@ -3062,7 +2941,7 @@
         </w:tc>
         <w:tc>
           <w:tcPr>
-            <w:tcW w:w="1758" w:type="dxa"/>
+            <w:tcW w:w="1250" w:type="dxa"/>
             <w:tcBorders>
               <w:top w:val="single" w:sz="1" w:space="0" w:color="CCCCCC"/>
               <w:left w:val="single" w:sz="1" w:space="0" w:color="CCCCCC"/>
@@ -3089,7 +2968,7 @@
         </w:tc>
         <w:tc>
           <w:tcPr>
-            <w:tcW w:w="4536" w:type="dxa"/>
+            <w:tcW w:w="4138" w:type="dxa"/>
             <w:tcBorders>
               <w:top w:val="single" w:sz="1" w:space="0" w:color="CCCCCC"/>
               <w:left w:val="single" w:sz="1" w:space="0" w:color="CCCCCC"/>
@@ -3116,15 +2995,9 @@
         </w:tc>
       </w:tr>
       <w:tr>
-        <w:tblPrEx>
-          <w:tblCellMar>
-            <w:top w:w="0" w:type="dxa"/>
-            <w:bottom w:w="0" w:type="dxa"/>
-          </w:tblCellMar>
-        </w:tblPrEx>
-        <w:tc>
-          <w:tcPr>
-            <w:tcW w:w="2842" w:type="dxa"/>
+        <w:tc>
+          <w:tcPr>
+            <w:tcW w:w="2400" w:type="dxa"/>
             <w:tcBorders>
               <w:top w:val="single" w:sz="1" w:space="0" w:color="CCCCCC"/>
               <w:left w:val="single" w:sz="1" w:space="0" w:color="CCCCCC"/>
@@ -3152,7 +3025,7 @@
         </w:tc>
         <w:tc>
           <w:tcPr>
-            <w:tcW w:w="1124" w:type="dxa"/>
+            <w:tcW w:w="1000" w:type="dxa"/>
             <w:tcBorders>
               <w:top w:val="single" w:sz="1" w:space="0" w:color="CCCCCC"/>
               <w:left w:val="single" w:sz="1" w:space="0" w:color="CCCCCC"/>
@@ -3178,7 +3051,7 @@
         </w:tc>
         <w:tc>
           <w:tcPr>
-            <w:tcW w:w="1505" w:type="dxa"/>
+            <w:tcW w:w="850" w:type="dxa"/>
             <w:tcBorders>
               <w:top w:val="single" w:sz="1" w:space="0" w:color="CCCCCC"/>
               <w:left w:val="single" w:sz="1" w:space="0" w:color="CCCCCC"/>
@@ -3204,7 +3077,7 @@
         </w:tc>
         <w:tc>
           <w:tcPr>
-            <w:tcW w:w="1758" w:type="dxa"/>
+            <w:tcW w:w="1250" w:type="dxa"/>
             <w:tcBorders>
               <w:top w:val="single" w:sz="1" w:space="0" w:color="CCCCCC"/>
               <w:left w:val="single" w:sz="1" w:space="0" w:color="CCCCCC"/>
@@ -3230,7 +3103,7 @@
         </w:tc>
         <w:tc>
           <w:tcPr>
-            <w:tcW w:w="4536" w:type="dxa"/>
+            <w:tcW w:w="4138" w:type="dxa"/>
             <w:tcBorders>
               <w:top w:val="single" w:sz="1" w:space="0" w:color="CCCCCC"/>
               <w:left w:val="single" w:sz="1" w:space="0" w:color="CCCCCC"/>
@@ -3256,15 +3129,9 @@
         </w:tc>
       </w:tr>
       <w:tr>
-        <w:tblPrEx>
-          <w:tblCellMar>
-            <w:top w:w="0" w:type="dxa"/>
-            <w:bottom w:w="0" w:type="dxa"/>
-          </w:tblCellMar>
-        </w:tblPrEx>
-        <w:tc>
-          <w:tcPr>
-            <w:tcW w:w="2842" w:type="dxa"/>
+        <w:tc>
+          <w:tcPr>
+            <w:tcW w:w="2400" w:type="dxa"/>
             <w:tcBorders>
               <w:top w:val="single" w:sz="1" w:space="0" w:color="CCCCCC"/>
               <w:left w:val="single" w:sz="1" w:space="0" w:color="CCCCCC"/>
@@ -3293,7 +3160,7 @@
         </w:tc>
         <w:tc>
           <w:tcPr>
-            <w:tcW w:w="1124" w:type="dxa"/>
+            <w:tcW w:w="1000" w:type="dxa"/>
             <w:tcBorders>
               <w:top w:val="single" w:sz="1" w:space="0" w:color="CCCCCC"/>
               <w:left w:val="single" w:sz="1" w:space="0" w:color="CCCCCC"/>
@@ -3320,7 +3187,7 @@
         </w:tc>
         <w:tc>
           <w:tcPr>
-            <w:tcW w:w="1505" w:type="dxa"/>
+            <w:tcW w:w="850" w:type="dxa"/>
             <w:tcBorders>
               <w:top w:val="single" w:sz="1" w:space="0" w:color="CCCCCC"/>
               <w:left w:val="single" w:sz="1" w:space="0" w:color="CCCCCC"/>
@@ -3347,7 +3214,7 @@
         </w:tc>
         <w:tc>
           <w:tcPr>
-            <w:tcW w:w="1758" w:type="dxa"/>
+            <w:tcW w:w="1250" w:type="dxa"/>
             <w:tcBorders>
               <w:top w:val="single" w:sz="1" w:space="0" w:color="CCCCCC"/>
               <w:left w:val="single" w:sz="1" w:space="0" w:color="CCCCCC"/>
@@ -3374,7 +3241,7 @@
         </w:tc>
         <w:tc>
           <w:tcPr>
-            <w:tcW w:w="4536" w:type="dxa"/>
+            <w:tcW w:w="4138" w:type="dxa"/>
             <w:tcBorders>
               <w:top w:val="single" w:sz="1" w:space="0" w:color="CCCCCC"/>
               <w:left w:val="single" w:sz="1" w:space="0" w:color="CCCCCC"/>
@@ -3401,15 +3268,9 @@
         </w:tc>
       </w:tr>
       <w:tr>
-        <w:tblPrEx>
-          <w:tblCellMar>
-            <w:top w:w="0" w:type="dxa"/>
-            <w:bottom w:w="0" w:type="dxa"/>
-          </w:tblCellMar>
-        </w:tblPrEx>
-        <w:tc>
-          <w:tcPr>
-            <w:tcW w:w="2842" w:type="dxa"/>
+        <w:tc>
+          <w:tcPr>
+            <w:tcW w:w="2400" w:type="dxa"/>
             <w:tcBorders>
               <w:top w:val="single" w:sz="1" w:space="0" w:color="CCCCCC"/>
               <w:left w:val="single" w:sz="1" w:space="0" w:color="CCCCCC"/>
@@ -3437,7 +3298,7 @@
         </w:tc>
         <w:tc>
           <w:tcPr>
-            <w:tcW w:w="1124" w:type="dxa"/>
+            <w:tcW w:w="1000" w:type="dxa"/>
             <w:tcBorders>
               <w:top w:val="single" w:sz="1" w:space="0" w:color="CCCCCC"/>
               <w:left w:val="single" w:sz="1" w:space="0" w:color="CCCCCC"/>
@@ -3463,7 +3324,7 @@
         </w:tc>
         <w:tc>
           <w:tcPr>
-            <w:tcW w:w="1505" w:type="dxa"/>
+            <w:tcW w:w="850" w:type="dxa"/>
             <w:tcBorders>
               <w:top w:val="single" w:sz="1" w:space="0" w:color="CCCCCC"/>
               <w:left w:val="single" w:sz="1" w:space="0" w:color="CCCCCC"/>
@@ -3489,7 +3350,7 @@
         </w:tc>
         <w:tc>
           <w:tcPr>
-            <w:tcW w:w="1758" w:type="dxa"/>
+            <w:tcW w:w="1250" w:type="dxa"/>
             <w:tcBorders>
               <w:top w:val="single" w:sz="1" w:space="0" w:color="CCCCCC"/>
               <w:left w:val="single" w:sz="1" w:space="0" w:color="CCCCCC"/>
@@ -3515,7 +3376,7 @@
         </w:tc>
         <w:tc>
           <w:tcPr>
-            <w:tcW w:w="4536" w:type="dxa"/>
+            <w:tcW w:w="4138" w:type="dxa"/>
             <w:tcBorders>
               <w:top w:val="single" w:sz="1" w:space="0" w:color="CCCCCC"/>
               <w:left w:val="single" w:sz="1" w:space="0" w:color="CCCCCC"/>
@@ -3541,15 +3402,9 @@
         </w:tc>
       </w:tr>
       <w:tr>
-        <w:tblPrEx>
-          <w:tblCellMar>
-            <w:top w:w="0" w:type="dxa"/>
-            <w:bottom w:w="0" w:type="dxa"/>
-          </w:tblCellMar>
-        </w:tblPrEx>
-        <w:tc>
-          <w:tcPr>
-            <w:tcW w:w="2842" w:type="dxa"/>
+        <w:tc>
+          <w:tcPr>
+            <w:tcW w:w="2400" w:type="dxa"/>
             <w:tcBorders>
               <w:top w:val="single" w:sz="1" w:space="0" w:color="CCCCCC"/>
               <w:left w:val="single" w:sz="1" w:space="0" w:color="CCCCCC"/>
@@ -3578,7 +3433,7 @@
         </w:tc>
         <w:tc>
           <w:tcPr>
-            <w:tcW w:w="1124" w:type="dxa"/>
+            <w:tcW w:w="1000" w:type="dxa"/>
             <w:tcBorders>
               <w:top w:val="single" w:sz="1" w:space="0" w:color="CCCCCC"/>
               <w:left w:val="single" w:sz="1" w:space="0" w:color="CCCCCC"/>
@@ -3605,7 +3460,7 @@
         </w:tc>
         <w:tc>
           <w:tcPr>
-            <w:tcW w:w="1505" w:type="dxa"/>
+            <w:tcW w:w="850" w:type="dxa"/>
             <w:tcBorders>
               <w:top w:val="single" w:sz="1" w:space="0" w:color="CCCCCC"/>
               <w:left w:val="single" w:sz="1" w:space="0" w:color="CCCCCC"/>
@@ -3632,7 +3487,7 @@
         </w:tc>
         <w:tc>
           <w:tcPr>
-            <w:tcW w:w="1758" w:type="dxa"/>
+            <w:tcW w:w="1250" w:type="dxa"/>
             <w:tcBorders>
               <w:top w:val="single" w:sz="1" w:space="0" w:color="CCCCCC"/>
               <w:left w:val="single" w:sz="1" w:space="0" w:color="CCCCCC"/>
@@ -3659,7 +3514,7 @@
         </w:tc>
         <w:tc>
           <w:tcPr>
-            <w:tcW w:w="4536" w:type="dxa"/>
+            <w:tcW w:w="4138" w:type="dxa"/>
             <w:tcBorders>
               <w:top w:val="single" w:sz="1" w:space="0" w:color="CCCCCC"/>
               <w:left w:val="single" w:sz="1" w:space="0" w:color="CCCCCC"/>
@@ -3686,15 +3541,9 @@
         </w:tc>
       </w:tr>
       <w:tr>
-        <w:tblPrEx>
-          <w:tblCellMar>
-            <w:top w:w="0" w:type="dxa"/>
-            <w:bottom w:w="0" w:type="dxa"/>
-          </w:tblCellMar>
-        </w:tblPrEx>
-        <w:tc>
-          <w:tcPr>
-            <w:tcW w:w="2842" w:type="dxa"/>
+        <w:tc>
+          <w:tcPr>
+            <w:tcW w:w="2400" w:type="dxa"/>
             <w:tcBorders>
               <w:top w:val="single" w:sz="1" w:space="0" w:color="CCCCCC"/>
               <w:left w:val="single" w:sz="1" w:space="0" w:color="CCCCCC"/>
@@ -3722,7 +3571,7 @@
         </w:tc>
         <w:tc>
           <w:tcPr>
-            <w:tcW w:w="1124" w:type="dxa"/>
+            <w:tcW w:w="1000" w:type="dxa"/>
             <w:tcBorders>
               <w:top w:val="single" w:sz="1" w:space="0" w:color="CCCCCC"/>
               <w:left w:val="single" w:sz="1" w:space="0" w:color="CCCCCC"/>
@@ -3748,7 +3597,7 @@
         </w:tc>
         <w:tc>
           <w:tcPr>
-            <w:tcW w:w="1505" w:type="dxa"/>
+            <w:tcW w:w="850" w:type="dxa"/>
             <w:tcBorders>
               <w:top w:val="single" w:sz="1" w:space="0" w:color="CCCCCC"/>
               <w:left w:val="single" w:sz="1" w:space="0" w:color="CCCCCC"/>
@@ -3774,7 +3623,7 @@
         </w:tc>
         <w:tc>
           <w:tcPr>
-            <w:tcW w:w="1758" w:type="dxa"/>
+            <w:tcW w:w="1250" w:type="dxa"/>
             <w:tcBorders>
               <w:top w:val="single" w:sz="1" w:space="0" w:color="CCCCCC"/>
               <w:left w:val="single" w:sz="1" w:space="0" w:color="CCCCCC"/>
@@ -3800,7 +3649,7 @@
         </w:tc>
         <w:tc>
           <w:tcPr>
-            <w:tcW w:w="4536" w:type="dxa"/>
+            <w:tcW w:w="4138" w:type="dxa"/>
             <w:tcBorders>
               <w:top w:val="single" w:sz="1" w:space="0" w:color="CCCCCC"/>
               <w:left w:val="single" w:sz="1" w:space="0" w:color="CCCCCC"/>
@@ -3826,15 +3675,9 @@
         </w:tc>
       </w:tr>
       <w:tr>
-        <w:tblPrEx>
-          <w:tblCellMar>
-            <w:top w:w="0" w:type="dxa"/>
-            <w:bottom w:w="0" w:type="dxa"/>
-          </w:tblCellMar>
-        </w:tblPrEx>
-        <w:tc>
-          <w:tcPr>
-            <w:tcW w:w="2842" w:type="dxa"/>
+        <w:tc>
+          <w:tcPr>
+            <w:tcW w:w="2400" w:type="dxa"/>
             <w:tcBorders>
               <w:top w:val="single" w:sz="1" w:space="0" w:color="CCCCCC"/>
               <w:left w:val="single" w:sz="1" w:space="0" w:color="CCCCCC"/>
@@ -3863,7 +3706,7 @@
         </w:tc>
         <w:tc>
           <w:tcPr>
-            <w:tcW w:w="1124" w:type="dxa"/>
+            <w:tcW w:w="1000" w:type="dxa"/>
             <w:tcBorders>
               <w:top w:val="single" w:sz="1" w:space="0" w:color="CCCCCC"/>
               <w:left w:val="single" w:sz="1" w:space="0" w:color="CCCCCC"/>
@@ -3890,7 +3733,7 @@
         </w:tc>
         <w:tc>
           <w:tcPr>
-            <w:tcW w:w="1505" w:type="dxa"/>
+            <w:tcW w:w="850" w:type="dxa"/>
             <w:tcBorders>
               <w:top w:val="single" w:sz="1" w:space="0" w:color="CCCCCC"/>
               <w:left w:val="single" w:sz="1" w:space="0" w:color="CCCCCC"/>
@@ -3917,7 +3760,7 @@
         </w:tc>
         <w:tc>
           <w:tcPr>
-            <w:tcW w:w="1758" w:type="dxa"/>
+            <w:tcW w:w="1250" w:type="dxa"/>
             <w:tcBorders>
               <w:top w:val="single" w:sz="1" w:space="0" w:color="CCCCCC"/>
               <w:left w:val="single" w:sz="1" w:space="0" w:color="CCCCCC"/>
@@ -3944,7 +3787,7 @@
         </w:tc>
         <w:tc>
           <w:tcPr>
-            <w:tcW w:w="4536" w:type="dxa"/>
+            <w:tcW w:w="4138" w:type="dxa"/>
             <w:tcBorders>
               <w:top w:val="single" w:sz="1" w:space="0" w:color="CCCCCC"/>
               <w:left w:val="single" w:sz="1" w:space="0" w:color="CCCCCC"/>
@@ -3971,15 +3814,9 @@
         </w:tc>
       </w:tr>
       <w:tr>
-        <w:tblPrEx>
-          <w:tblCellMar>
-            <w:top w:w="0" w:type="dxa"/>
-            <w:bottom w:w="0" w:type="dxa"/>
-          </w:tblCellMar>
-        </w:tblPrEx>
-        <w:tc>
-          <w:tcPr>
-            <w:tcW w:w="2842" w:type="dxa"/>
+        <w:tc>
+          <w:tcPr>
+            <w:tcW w:w="2400" w:type="dxa"/>
             <w:tcBorders>
               <w:top w:val="single" w:sz="1" w:space="0" w:color="CCCCCC"/>
               <w:left w:val="single" w:sz="1" w:space="0" w:color="CCCCCC"/>
@@ -4007,7 +3844,7 @@
         </w:tc>
         <w:tc>
           <w:tcPr>
-            <w:tcW w:w="1124" w:type="dxa"/>
+            <w:tcW w:w="1000" w:type="dxa"/>
             <w:tcBorders>
               <w:top w:val="single" w:sz="1" w:space="0" w:color="CCCCCC"/>
               <w:left w:val="single" w:sz="1" w:space="0" w:color="CCCCCC"/>
@@ -4033,7 +3870,7 @@
         </w:tc>
         <w:tc>
           <w:tcPr>
-            <w:tcW w:w="1505" w:type="dxa"/>
+            <w:tcW w:w="850" w:type="dxa"/>
             <w:tcBorders>
               <w:top w:val="single" w:sz="1" w:space="0" w:color="CCCCCC"/>
               <w:left w:val="single" w:sz="1" w:space="0" w:color="CCCCCC"/>
@@ -4059,7 +3896,7 @@
         </w:tc>
         <w:tc>
           <w:tcPr>
-            <w:tcW w:w="1758" w:type="dxa"/>
+            <w:tcW w:w="1250" w:type="dxa"/>
             <w:tcBorders>
               <w:top w:val="single" w:sz="1" w:space="0" w:color="CCCCCC"/>
               <w:left w:val="single" w:sz="1" w:space="0" w:color="CCCCCC"/>
@@ -4085,7 +3922,7 @@
         </w:tc>
         <w:tc>
           <w:tcPr>
-            <w:tcW w:w="4536" w:type="dxa"/>
+            <w:tcW w:w="4138" w:type="dxa"/>
             <w:tcBorders>
               <w:top w:val="single" w:sz="1" w:space="0" w:color="CCCCCC"/>
               <w:left w:val="single" w:sz="1" w:space="0" w:color="CCCCCC"/>
@@ -4216,12 +4053,6 @@
         <w:gridCol w:w="5826"/>
       </w:tblGrid>
       <w:tr>
-        <w:tblPrEx>
-          <w:tblCellMar>
-            <w:top w:w="0" w:type="dxa"/>
-            <w:bottom w:w="0" w:type="dxa"/>
-          </w:tblCellMar>
-        </w:tblPrEx>
         <w:trPr>
           <w:tblHeader/>
         </w:trPr>
@@ -4250,6 +4081,7 @@
                 <w:sz w:val="20"/>
                 <w:szCs w:val="20"/>
               </w:rPr>
+              <w:lastRenderedPageBreak/>
               <w:t>Key</w:t>
             </w:r>
           </w:p>
@@ -4314,12 +4146,6 @@
         </w:tc>
       </w:tr>
       <w:tr>
-        <w:tblPrEx>
-          <w:tblCellMar>
-            <w:top w:w="0" w:type="dxa"/>
-            <w:bottom w:w="0" w:type="dxa"/>
-          </w:tblCellMar>
-        </w:tblPrEx>
         <w:tc>
           <w:tcPr>
             <w:tcW w:w="2000" w:type="dxa"/>
@@ -4402,12 +4228,6 @@
         </w:tc>
       </w:tr>
       <w:tr>
-        <w:tblPrEx>
-          <w:tblCellMar>
-            <w:top w:w="0" w:type="dxa"/>
-            <w:bottom w:w="0" w:type="dxa"/>
-          </w:tblCellMar>
-        </w:tblPrEx>
         <w:tc>
           <w:tcPr>
             <w:tcW w:w="2000" w:type="dxa"/>
@@ -4493,12 +4313,6 @@
         </w:tc>
       </w:tr>
       <w:tr>
-        <w:tblPrEx>
-          <w:tblCellMar>
-            <w:top w:w="0" w:type="dxa"/>
-            <w:bottom w:w="0" w:type="dxa"/>
-          </w:tblCellMar>
-        </w:tblPrEx>
         <w:tc>
           <w:tcPr>
             <w:tcW w:w="2000" w:type="dxa"/>
@@ -4581,12 +4395,6 @@
         </w:tc>
       </w:tr>
       <w:tr>
-        <w:tblPrEx>
-          <w:tblCellMar>
-            <w:top w:w="0" w:type="dxa"/>
-            <w:bottom w:w="0" w:type="dxa"/>
-          </w:tblCellMar>
-        </w:tblPrEx>
         <w:tc>
           <w:tcPr>
             <w:tcW w:w="2000" w:type="dxa"/>
@@ -4672,12 +4480,6 @@
         </w:tc>
       </w:tr>
       <w:tr>
-        <w:tblPrEx>
-          <w:tblCellMar>
-            <w:top w:w="0" w:type="dxa"/>
-            <w:bottom w:w="0" w:type="dxa"/>
-          </w:tblCellMar>
-        </w:tblPrEx>
         <w:tc>
           <w:tcPr>
             <w:tcW w:w="2000" w:type="dxa"/>
@@ -4870,12 +4672,6 @@
         <w:gridCol w:w="5560"/>
       </w:tblGrid>
       <w:tr>
-        <w:tblPrEx>
-          <w:tblCellMar>
-            <w:top w:w="0" w:type="dxa"/>
-            <w:bottom w:w="0" w:type="dxa"/>
-          </w:tblCellMar>
-        </w:tblPrEx>
         <w:trPr>
           <w:tblHeader/>
         </w:trPr>
@@ -4968,12 +4764,6 @@
         </w:tc>
       </w:tr>
       <w:tr>
-        <w:tblPrEx>
-          <w:tblCellMar>
-            <w:top w:w="0" w:type="dxa"/>
-            <w:bottom w:w="0" w:type="dxa"/>
-          </w:tblCellMar>
-        </w:tblPrEx>
         <w:tc>
           <w:tcPr>
             <w:tcW w:w="2000" w:type="dxa"/>
@@ -5056,12 +4846,6 @@
         </w:tc>
       </w:tr>
       <w:tr>
-        <w:tblPrEx>
-          <w:tblCellMar>
-            <w:top w:w="0" w:type="dxa"/>
-            <w:bottom w:w="0" w:type="dxa"/>
-          </w:tblCellMar>
-        </w:tblPrEx>
         <w:tc>
           <w:tcPr>
             <w:tcW w:w="2000" w:type="dxa"/>
@@ -5203,12 +4987,6 @@
         <w:gridCol w:w="4826"/>
       </w:tblGrid>
       <w:tr>
-        <w:tblPrEx>
-          <w:tblCellMar>
-            <w:top w:w="0" w:type="dxa"/>
-            <w:bottom w:w="0" w:type="dxa"/>
-          </w:tblCellMar>
-        </w:tblPrEx>
         <w:trPr>
           <w:tblHeader/>
         </w:trPr>
@@ -5237,6 +5015,7 @@
                 <w:sz w:val="20"/>
                 <w:szCs w:val="20"/>
               </w:rPr>
+              <w:lastRenderedPageBreak/>
               <w:t>Field</w:t>
             </w:r>
           </w:p>
@@ -5301,12 +5080,6 @@
         </w:tc>
       </w:tr>
       <w:tr>
-        <w:tblPrEx>
-          <w:tblCellMar>
-            <w:top w:w="0" w:type="dxa"/>
-            <w:bottom w:w="0" w:type="dxa"/>
-          </w:tblCellMar>
-        </w:tblPrEx>
         <w:tc>
           <w:tcPr>
             <w:tcW w:w="2200" w:type="dxa"/>
@@ -5389,12 +5162,6 @@
         </w:tc>
       </w:tr>
       <w:tr>
-        <w:tblPrEx>
-          <w:tblCellMar>
-            <w:top w:w="0" w:type="dxa"/>
-            <w:bottom w:w="0" w:type="dxa"/>
-          </w:tblCellMar>
-        </w:tblPrEx>
         <w:tc>
           <w:tcPr>
             <w:tcW w:w="2200" w:type="dxa"/>
@@ -5480,12 +5247,6 @@
         </w:tc>
       </w:tr>
       <w:tr>
-        <w:tblPrEx>
-          <w:tblCellMar>
-            <w:top w:w="0" w:type="dxa"/>
-            <w:bottom w:w="0" w:type="dxa"/>
-          </w:tblCellMar>
-        </w:tblPrEx>
         <w:tc>
           <w:tcPr>
             <w:tcW w:w="2200" w:type="dxa"/>
@@ -5568,12 +5329,6 @@
         </w:tc>
       </w:tr>
       <w:tr>
-        <w:tblPrEx>
-          <w:tblCellMar>
-            <w:top w:w="0" w:type="dxa"/>
-            <w:bottom w:w="0" w:type="dxa"/>
-          </w:tblCellMar>
-        </w:tblPrEx>
         <w:tc>
           <w:tcPr>
             <w:tcW w:w="2200" w:type="dxa"/>
@@ -5739,12 +5494,6 @@
         <w:gridCol w:w="5058"/>
       </w:tblGrid>
       <w:tr>
-        <w:tblPrEx>
-          <w:tblCellMar>
-            <w:top w:w="0" w:type="dxa"/>
-            <w:bottom w:w="0" w:type="dxa"/>
-          </w:tblCellMar>
-        </w:tblPrEx>
         <w:trPr>
           <w:tblHeader/>
         </w:trPr>
@@ -5837,12 +5586,6 @@
         </w:tc>
       </w:tr>
       <w:tr>
-        <w:tblPrEx>
-          <w:tblCellMar>
-            <w:top w:w="0" w:type="dxa"/>
-            <w:bottom w:w="0" w:type="dxa"/>
-          </w:tblCellMar>
-        </w:tblPrEx>
         <w:tc>
           <w:tcPr>
             <w:tcW w:w="2000" w:type="dxa"/>
@@ -5923,12 +5666,6 @@
         </w:tc>
       </w:tr>
       <w:tr>
-        <w:tblPrEx>
-          <w:tblCellMar>
-            <w:top w:w="0" w:type="dxa"/>
-            <w:bottom w:w="0" w:type="dxa"/>
-          </w:tblCellMar>
-        </w:tblPrEx>
         <w:tc>
           <w:tcPr>
             <w:tcW w:w="2000" w:type="dxa"/>
@@ -6012,12 +5749,6 @@
         </w:tc>
       </w:tr>
       <w:tr>
-        <w:tblPrEx>
-          <w:tblCellMar>
-            <w:top w:w="0" w:type="dxa"/>
-            <w:bottom w:w="0" w:type="dxa"/>
-          </w:tblCellMar>
-        </w:tblPrEx>
         <w:tc>
           <w:tcPr>
             <w:tcW w:w="2000" w:type="dxa"/>
@@ -6098,12 +5829,6 @@
         </w:tc>
       </w:tr>
       <w:tr>
-        <w:tblPrEx>
-          <w:tblCellMar>
-            <w:top w:w="0" w:type="dxa"/>
-            <w:bottom w:w="0" w:type="dxa"/>
-          </w:tblCellMar>
-        </w:tblPrEx>
         <w:tc>
           <w:tcPr>
             <w:tcW w:w="2000" w:type="dxa"/>
@@ -6187,12 +5912,6 @@
         </w:tc>
       </w:tr>
       <w:tr>
-        <w:tblPrEx>
-          <w:tblCellMar>
-            <w:top w:w="0" w:type="dxa"/>
-            <w:bottom w:w="0" w:type="dxa"/>
-          </w:tblCellMar>
-        </w:tblPrEx>
         <w:tc>
           <w:tcPr>
             <w:tcW w:w="2000" w:type="dxa"/>
@@ -6273,12 +5992,6 @@
         </w:tc>
       </w:tr>
       <w:tr>
-        <w:tblPrEx>
-          <w:tblCellMar>
-            <w:top w:w="0" w:type="dxa"/>
-            <w:bottom w:w="0" w:type="dxa"/>
-          </w:tblCellMar>
-        </w:tblPrEx>
         <w:tc>
           <w:tcPr>
             <w:tcW w:w="2000" w:type="dxa"/>
@@ -6434,6 +6147,7 @@
         <w:spacing w:after="120"/>
       </w:pPr>
       <w:r>
+        <w:lastRenderedPageBreak/>
         <w:t>File: resources/event-meta-fields/index.js</w:t>
       </w:r>
     </w:p>
@@ -6494,8 +6208,12 @@
       </w:r>
     </w:p>
     <w:sectPr>
-      <w:headerReference w:type="default" r:id="rId7"/>
-      <w:footerReference w:type="default" r:id="rId8"/>
+      <w:headerReference w:type="even" r:id="rId7"/>
+      <w:headerReference w:type="default" r:id="rId8"/>
+      <w:footerReference w:type="even" r:id="rId9"/>
+      <w:footerReference w:type="default" r:id="rId10"/>
+      <w:headerReference w:type="first" r:id="rId11"/>
+      <w:footerReference w:type="first" r:id="rId12"/>
       <w:pgSz w:w="11906" w:h="16838"/>
       <w:pgMar w:top="1134" w:right="1134" w:bottom="1134" w:left="1134" w:header="708" w:footer="708" w:gutter="0"/>
       <w:cols w:space="720"/>
@@ -6525,6 +6243,16 @@
 </file>
 
 <file path=word/footer1.xml><?xml version="1.0" encoding="utf-8"?>
+<w:ftr xmlns:wpc="http://schemas.microsoft.com/office/word/2010/wordprocessingCanvas" xmlns:cx="http://schemas.microsoft.com/office/drawing/2014/chartex" xmlns:cx1="http://schemas.microsoft.com/office/drawing/2015/9/8/chartex" xmlns:cx2="http://schemas.microsoft.com/office/drawing/2015/10/21/chartex" xmlns:cx3="http://schemas.microsoft.com/office/drawing/2016/5/9/chartex" xmlns:cx4="http://schemas.microsoft.com/office/drawing/2016/5/10/chartex" xmlns:cx5="http://schemas.microsoft.com/office/drawing/2016/5/11/chartex" xmlns:cx6="http://schemas.microsoft.com/office/drawing/2016/5/12/chartex" xmlns:cx7="http://schemas.microsoft.com/office/drawing/2016/5/13/chartex" xmlns:cx8="http://schemas.microsoft.com/office/drawing/2016/5/14/chartex" xmlns:mc="http://schemas.openxmlformats.org/markup-compatibility/2006" xmlns:aink="http://schemas.microsoft.com/office/drawing/2016/ink" xmlns:am3d="http://schemas.microsoft.com/office/drawing/2017/model3d" xmlns:o="urn:schemas-microsoft-com:office:office" xmlns:oel="http://schemas.microsoft.com/office/2019/extlst" xmlns:r="http://schemas.openxmlformats.org/officeDocument/2006/relationships" xmlns:m="http://schemas.openxmlformats.org/officeDocument/2006/math" xmlns:v="urn:schemas-microsoft-com:vml" xmlns:wp14="http://schemas.microsoft.com/office/word/2010/wordprocessingDrawing" xmlns:wp="http://schemas.openxmlformats.org/drawingml/2006/wordprocessingDrawing" xmlns:w10="urn:schemas-microsoft-com:office:word" xmlns:w="http://schemas.openxmlformats.org/wordprocessingml/2006/main" xmlns:w14="http://schemas.microsoft.com/office/word/2010/wordml" xmlns:w15="http://schemas.microsoft.com/office/word/2012/wordml" xmlns:w16cex="http://schemas.microsoft.com/office/word/2018/wordml/cex" xmlns:w16cid="http://schemas.microsoft.com/office/word/2016/wordml/cid" xmlns:w16="http://schemas.microsoft.com/office/word/2018/wordml" xmlns:w16du="http://schemas.microsoft.com/office/word/2023/wordml/word16du" xmlns:w16sdtdh="http://schemas.microsoft.com/office/word/2020/wordml/sdtdatahash" xmlns:w16sdtfl="http://schemas.microsoft.com/office/word/2024/wordml/sdtformatlock" xmlns:w16se="http://schemas.microsoft.com/office/word/2015/wordml/symex" xmlns:wpg="http://schemas.microsoft.com/office/word/2010/wordprocessingGroup" xmlns:wpi="http://schemas.microsoft.com/office/word/2010/wordprocessingInk" xmlns:wne="http://schemas.microsoft.com/office/word/2006/wordml" xmlns:wps="http://schemas.microsoft.com/office/word/2010/wordprocessingShape" mc:Ignorable="w14 w15 w16se w16cid w16 w16cex w16sdtdh w16sdtfl w16du wp14">
+  <w:p>
+    <w:pPr>
+      <w:pStyle w:val="Footer"/>
+    </w:pPr>
+  </w:p>
+</w:ftr>
+</file>
+
+<file path=word/footer2.xml><?xml version="1.0" encoding="utf-8"?>
 <w:ftr xmlns:wpc="http://schemas.microsoft.com/office/word/2010/wordprocessingCanvas" xmlns:cx="http://schemas.microsoft.com/office/drawing/2014/chartex" xmlns:cx1="http://schemas.microsoft.com/office/drawing/2015/9/8/chartex" xmlns:cx2="http://schemas.microsoft.com/office/drawing/2015/10/21/chartex" xmlns:cx3="http://schemas.microsoft.com/office/drawing/2016/5/9/chartex" xmlns:cx4="http://schemas.microsoft.com/office/drawing/2016/5/10/chartex" xmlns:cx5="http://schemas.microsoft.com/office/drawing/2016/5/11/chartex" xmlns:cx6="http://schemas.microsoft.com/office/drawing/2016/5/12/chartex" xmlns:cx7="http://schemas.microsoft.com/office/drawing/2016/5/13/chartex" xmlns:cx8="http://schemas.microsoft.com/office/drawing/2016/5/14/chartex" xmlns:mc="http://schemas.openxmlformats.org/markup-compatibility/2006" xmlns:aink="http://schemas.microsoft.com/office/drawing/2016/ink" xmlns:am3d="http://schemas.microsoft.com/office/drawing/2017/model3d" xmlns:o="urn:schemas-microsoft-com:office:office" xmlns:oel="http://schemas.microsoft.com/office/2019/extlst" xmlns:r="http://schemas.openxmlformats.org/officeDocument/2006/relationships" xmlns:m="http://schemas.openxmlformats.org/officeDocument/2006/math" xmlns:v="urn:schemas-microsoft-com:vml" xmlns:wp14="http://schemas.microsoft.com/office/word/2010/wordprocessingDrawing" xmlns:wp="http://schemas.openxmlformats.org/drawingml/2006/wordprocessingDrawing" xmlns:w10="urn:schemas-microsoft-com:office:word" xmlns:w="http://schemas.openxmlformats.org/wordprocessingml/2006/main" xmlns:w14="http://schemas.microsoft.com/office/word/2010/wordml" xmlns:w15="http://schemas.microsoft.com/office/word/2012/wordml" xmlns:w16cex="http://schemas.microsoft.com/office/word/2018/wordml/cex" xmlns:w16cid="http://schemas.microsoft.com/office/word/2016/wordml/cid" xmlns:w16="http://schemas.microsoft.com/office/word/2018/wordml" xmlns:w16du="http://schemas.microsoft.com/office/word/2023/wordml/word16du" xmlns:w16sdtdh="http://schemas.microsoft.com/office/word/2020/wordml/sdtdatahash" xmlns:w16sdtfl="http://schemas.microsoft.com/office/word/2024/wordml/sdtformatlock" xmlns:w16se="http://schemas.microsoft.com/office/word/2015/wordml/symex" xmlns:wpg="http://schemas.microsoft.com/office/word/2010/wordprocessingGroup" xmlns:wpi="http://schemas.microsoft.com/office/word/2010/wordprocessingInk" xmlns:wne="http://schemas.microsoft.com/office/word/2006/wordml" xmlns:wps="http://schemas.microsoft.com/office/word/2010/wordprocessingShape" mc:Ignorable="w14 w15 w16se w16cid w16 w16cex w16sdtdh w16sdtfl w16du wp14">
   <w:p>
     <w:pPr>
@@ -6564,12 +6292,31 @@
     </w:r>
     <w:r>
       <w:rPr>
+        <w:noProof/>
+        <w:color w:val="595959"/>
+        <w:sz w:val="18"/>
+        <w:szCs w:val="18"/>
+      </w:rPr>
+      <w:t>1</w:t>
+    </w:r>
+    <w:r>
+      <w:rPr>
         <w:color w:val="595959"/>
         <w:sz w:val="18"/>
         <w:szCs w:val="18"/>
       </w:rPr>
       <w:fldChar w:fldCharType="end"/>
     </w:r>
+  </w:p>
+</w:ftr>
+</file>
+
+<file path=word/footer3.xml><?xml version="1.0" encoding="utf-8"?>
+<w:ftr xmlns:wpc="http://schemas.microsoft.com/office/word/2010/wordprocessingCanvas" xmlns:cx="http://schemas.microsoft.com/office/drawing/2014/chartex" xmlns:cx1="http://schemas.microsoft.com/office/drawing/2015/9/8/chartex" xmlns:cx2="http://schemas.microsoft.com/office/drawing/2015/10/21/chartex" xmlns:cx3="http://schemas.microsoft.com/office/drawing/2016/5/9/chartex" xmlns:cx4="http://schemas.microsoft.com/office/drawing/2016/5/10/chartex" xmlns:cx5="http://schemas.microsoft.com/office/drawing/2016/5/11/chartex" xmlns:cx6="http://schemas.microsoft.com/office/drawing/2016/5/12/chartex" xmlns:cx7="http://schemas.microsoft.com/office/drawing/2016/5/13/chartex" xmlns:cx8="http://schemas.microsoft.com/office/drawing/2016/5/14/chartex" xmlns:mc="http://schemas.openxmlformats.org/markup-compatibility/2006" xmlns:aink="http://schemas.microsoft.com/office/drawing/2016/ink" xmlns:am3d="http://schemas.microsoft.com/office/drawing/2017/model3d" xmlns:o="urn:schemas-microsoft-com:office:office" xmlns:oel="http://schemas.microsoft.com/office/2019/extlst" xmlns:r="http://schemas.openxmlformats.org/officeDocument/2006/relationships" xmlns:m="http://schemas.openxmlformats.org/officeDocument/2006/math" xmlns:v="urn:schemas-microsoft-com:vml" xmlns:wp14="http://schemas.microsoft.com/office/word/2010/wordprocessingDrawing" xmlns:wp="http://schemas.openxmlformats.org/drawingml/2006/wordprocessingDrawing" xmlns:w10="urn:schemas-microsoft-com:office:word" xmlns:w="http://schemas.openxmlformats.org/wordprocessingml/2006/main" xmlns:w14="http://schemas.microsoft.com/office/word/2010/wordml" xmlns:w15="http://schemas.microsoft.com/office/word/2012/wordml" xmlns:w16cex="http://schemas.microsoft.com/office/word/2018/wordml/cex" xmlns:w16cid="http://schemas.microsoft.com/office/word/2016/wordml/cid" xmlns:w16="http://schemas.microsoft.com/office/word/2018/wordml" xmlns:w16du="http://schemas.microsoft.com/office/word/2023/wordml/word16du" xmlns:w16sdtdh="http://schemas.microsoft.com/office/word/2020/wordml/sdtdatahash" xmlns:w16sdtfl="http://schemas.microsoft.com/office/word/2024/wordml/sdtformatlock" xmlns:w16se="http://schemas.microsoft.com/office/word/2015/wordml/symex" xmlns:wpg="http://schemas.microsoft.com/office/word/2010/wordprocessingGroup" xmlns:wpi="http://schemas.microsoft.com/office/word/2010/wordprocessingInk" xmlns:wne="http://schemas.microsoft.com/office/word/2006/wordml" xmlns:wps="http://schemas.microsoft.com/office/word/2010/wordprocessingShape" mc:Ignorable="w14 w15 w16se w16cid w16 w16cex w16sdtdh w16sdtfl w16du wp14">
+  <w:p>
+    <w:pPr>
+      <w:pStyle w:val="Footer"/>
+    </w:pPr>
   </w:p>
 </w:ftr>
 </file>
@@ -6597,6 +6344,16 @@
 <w:hdr xmlns:wpc="http://schemas.microsoft.com/office/word/2010/wordprocessingCanvas" xmlns:cx="http://schemas.microsoft.com/office/drawing/2014/chartex" xmlns:cx1="http://schemas.microsoft.com/office/drawing/2015/9/8/chartex" xmlns:cx2="http://schemas.microsoft.com/office/drawing/2015/10/21/chartex" xmlns:cx3="http://schemas.microsoft.com/office/drawing/2016/5/9/chartex" xmlns:cx4="http://schemas.microsoft.com/office/drawing/2016/5/10/chartex" xmlns:cx5="http://schemas.microsoft.com/office/drawing/2016/5/11/chartex" xmlns:cx6="http://schemas.microsoft.com/office/drawing/2016/5/12/chartex" xmlns:cx7="http://schemas.microsoft.com/office/drawing/2016/5/13/chartex" xmlns:cx8="http://schemas.microsoft.com/office/drawing/2016/5/14/chartex" xmlns:mc="http://schemas.openxmlformats.org/markup-compatibility/2006" xmlns:aink="http://schemas.microsoft.com/office/drawing/2016/ink" xmlns:am3d="http://schemas.microsoft.com/office/drawing/2017/model3d" xmlns:o="urn:schemas-microsoft-com:office:office" xmlns:oel="http://schemas.microsoft.com/office/2019/extlst" xmlns:r="http://schemas.openxmlformats.org/officeDocument/2006/relationships" xmlns:m="http://schemas.openxmlformats.org/officeDocument/2006/math" xmlns:v="urn:schemas-microsoft-com:vml" xmlns:wp14="http://schemas.microsoft.com/office/word/2010/wordprocessingDrawing" xmlns:wp="http://schemas.openxmlformats.org/drawingml/2006/wordprocessingDrawing" xmlns:w10="urn:schemas-microsoft-com:office:word" xmlns:w="http://schemas.openxmlformats.org/wordprocessingml/2006/main" xmlns:w14="http://schemas.microsoft.com/office/word/2010/wordml" xmlns:w15="http://schemas.microsoft.com/office/word/2012/wordml" xmlns:w16cex="http://schemas.microsoft.com/office/word/2018/wordml/cex" xmlns:w16cid="http://schemas.microsoft.com/office/word/2016/wordml/cid" xmlns:w16="http://schemas.microsoft.com/office/word/2018/wordml" xmlns:w16du="http://schemas.microsoft.com/office/word/2023/wordml/word16du" xmlns:w16sdtdh="http://schemas.microsoft.com/office/word/2020/wordml/sdtdatahash" xmlns:w16sdtfl="http://schemas.microsoft.com/office/word/2024/wordml/sdtformatlock" xmlns:w16se="http://schemas.microsoft.com/office/word/2015/wordml/symex" xmlns:wpg="http://schemas.microsoft.com/office/word/2010/wordprocessingGroup" xmlns:wpi="http://schemas.microsoft.com/office/word/2010/wordprocessingInk" xmlns:wne="http://schemas.microsoft.com/office/word/2006/wordml" xmlns:wps="http://schemas.microsoft.com/office/word/2010/wordprocessingShape" mc:Ignorable="w14 w15 w16se w16cid w16 w16cex w16sdtdh w16sdtfl w16du wp14">
   <w:p>
     <w:pPr>
+      <w:pStyle w:val="Header"/>
+    </w:pPr>
+  </w:p>
+</w:hdr>
+</file>
+
+<file path=word/header2.xml><?xml version="1.0" encoding="utf-8"?>
+<w:hdr xmlns:wpc="http://schemas.microsoft.com/office/word/2010/wordprocessingCanvas" xmlns:cx="http://schemas.microsoft.com/office/drawing/2014/chartex" xmlns:cx1="http://schemas.microsoft.com/office/drawing/2015/9/8/chartex" xmlns:cx2="http://schemas.microsoft.com/office/drawing/2015/10/21/chartex" xmlns:cx3="http://schemas.microsoft.com/office/drawing/2016/5/9/chartex" xmlns:cx4="http://schemas.microsoft.com/office/drawing/2016/5/10/chartex" xmlns:cx5="http://schemas.microsoft.com/office/drawing/2016/5/11/chartex" xmlns:cx6="http://schemas.microsoft.com/office/drawing/2016/5/12/chartex" xmlns:cx7="http://schemas.microsoft.com/office/drawing/2016/5/13/chartex" xmlns:cx8="http://schemas.microsoft.com/office/drawing/2016/5/14/chartex" xmlns:mc="http://schemas.openxmlformats.org/markup-compatibility/2006" xmlns:aink="http://schemas.microsoft.com/office/drawing/2016/ink" xmlns:am3d="http://schemas.microsoft.com/office/drawing/2017/model3d" xmlns:o="urn:schemas-microsoft-com:office:office" xmlns:oel="http://schemas.microsoft.com/office/2019/extlst" xmlns:r="http://schemas.openxmlformats.org/officeDocument/2006/relationships" xmlns:m="http://schemas.openxmlformats.org/officeDocument/2006/math" xmlns:v="urn:schemas-microsoft-com:vml" xmlns:wp14="http://schemas.microsoft.com/office/word/2010/wordprocessingDrawing" xmlns:wp="http://schemas.openxmlformats.org/drawingml/2006/wordprocessingDrawing" xmlns:w10="urn:schemas-microsoft-com:office:word" xmlns:w="http://schemas.openxmlformats.org/wordprocessingml/2006/main" xmlns:w14="http://schemas.microsoft.com/office/word/2010/wordml" xmlns:w15="http://schemas.microsoft.com/office/word/2012/wordml" xmlns:w16cex="http://schemas.microsoft.com/office/word/2018/wordml/cex" xmlns:w16cid="http://schemas.microsoft.com/office/word/2016/wordml/cid" xmlns:w16="http://schemas.microsoft.com/office/word/2018/wordml" xmlns:w16du="http://schemas.microsoft.com/office/word/2023/wordml/word16du" xmlns:w16sdtdh="http://schemas.microsoft.com/office/word/2020/wordml/sdtdatahash" xmlns:w16sdtfl="http://schemas.microsoft.com/office/word/2024/wordml/sdtformatlock" xmlns:w16se="http://schemas.microsoft.com/office/word/2015/wordml/symex" xmlns:wpg="http://schemas.microsoft.com/office/word/2010/wordprocessingGroup" xmlns:wpi="http://schemas.microsoft.com/office/word/2010/wordprocessingInk" xmlns:wne="http://schemas.microsoft.com/office/word/2006/wordml" xmlns:wps="http://schemas.microsoft.com/office/word/2010/wordprocessingShape" mc:Ignorable="w14 w15 w16se w16cid w16 w16cex w16sdtdh w16sdtfl w16du wp14">
+  <w:p>
+    <w:pPr>
       <w:pBdr>
         <w:bottom w:val="single" w:sz="4" w:space="1" w:color="2E75B6"/>
       </w:pBdr>
@@ -6609,6 +6366,16 @@
       </w:rPr>
       <w:t>Vandrekalender.dk  —  Event Data Model  —  v3</w:t>
     </w:r>
+  </w:p>
+</w:hdr>
+</file>
+
+<file path=word/header3.xml><?xml version="1.0" encoding="utf-8"?>
+<w:hdr xmlns:wpc="http://schemas.microsoft.com/office/word/2010/wordprocessingCanvas" xmlns:cx="http://schemas.microsoft.com/office/drawing/2014/chartex" xmlns:cx1="http://schemas.microsoft.com/office/drawing/2015/9/8/chartex" xmlns:cx2="http://schemas.microsoft.com/office/drawing/2015/10/21/chartex" xmlns:cx3="http://schemas.microsoft.com/office/drawing/2016/5/9/chartex" xmlns:cx4="http://schemas.microsoft.com/office/drawing/2016/5/10/chartex" xmlns:cx5="http://schemas.microsoft.com/office/drawing/2016/5/11/chartex" xmlns:cx6="http://schemas.microsoft.com/office/drawing/2016/5/12/chartex" xmlns:cx7="http://schemas.microsoft.com/office/drawing/2016/5/13/chartex" xmlns:cx8="http://schemas.microsoft.com/office/drawing/2016/5/14/chartex" xmlns:mc="http://schemas.openxmlformats.org/markup-compatibility/2006" xmlns:aink="http://schemas.microsoft.com/office/drawing/2016/ink" xmlns:am3d="http://schemas.microsoft.com/office/drawing/2017/model3d" xmlns:o="urn:schemas-microsoft-com:office:office" xmlns:oel="http://schemas.microsoft.com/office/2019/extlst" xmlns:r="http://schemas.openxmlformats.org/officeDocument/2006/relationships" xmlns:m="http://schemas.openxmlformats.org/officeDocument/2006/math" xmlns:v="urn:schemas-microsoft-com:vml" xmlns:wp14="http://schemas.microsoft.com/office/word/2010/wordprocessingDrawing" xmlns:wp="http://schemas.openxmlformats.org/drawingml/2006/wordprocessingDrawing" xmlns:w10="urn:schemas-microsoft-com:office:word" xmlns:w="http://schemas.openxmlformats.org/wordprocessingml/2006/main" xmlns:w14="http://schemas.microsoft.com/office/word/2010/wordml" xmlns:w15="http://schemas.microsoft.com/office/word/2012/wordml" xmlns:w16cex="http://schemas.microsoft.com/office/word/2018/wordml/cex" xmlns:w16cid="http://schemas.microsoft.com/office/word/2016/wordml/cid" xmlns:w16="http://schemas.microsoft.com/office/word/2018/wordml" xmlns:w16du="http://schemas.microsoft.com/office/word/2023/wordml/word16du" xmlns:w16sdtdh="http://schemas.microsoft.com/office/word/2020/wordml/sdtdatahash" xmlns:w16sdtfl="http://schemas.microsoft.com/office/word/2024/wordml/sdtformatlock" xmlns:w16se="http://schemas.microsoft.com/office/word/2015/wordml/symex" xmlns:wpg="http://schemas.microsoft.com/office/word/2010/wordprocessingGroup" xmlns:wpi="http://schemas.microsoft.com/office/word/2010/wordprocessingInk" xmlns:wne="http://schemas.microsoft.com/office/word/2006/wordml" xmlns:wps="http://schemas.microsoft.com/office/word/2010/wordprocessingShape" mc:Ignorable="w14 w15 w16se w16cid w16 w16cex w16sdtdh w16sdtfl w16du wp14">
+  <w:p>
+    <w:pPr>
+      <w:pStyle w:val="Header"/>
+    </w:pPr>
   </w:p>
 </w:hdr>
 </file>
@@ -7375,6 +7142,48 @@
       <w:szCs w:val="20"/>
     </w:rPr>
   </w:style>
+  <w:style w:type="paragraph" w:styleId="Header">
+    <w:name w:val="header"/>
+    <w:basedOn w:val="Normal"/>
+    <w:link w:val="HeaderChar"/>
+    <w:uiPriority w:val="99"/>
+    <w:unhideWhenUsed/>
+    <w:rsid w:val="00966D7A"/>
+    <w:pPr>
+      <w:tabs>
+        <w:tab w:val="center" w:pos="4513"/>
+        <w:tab w:val="right" w:pos="9026"/>
+      </w:tabs>
+    </w:pPr>
+  </w:style>
+  <w:style w:type="character" w:customStyle="1" w:styleId="HeaderChar">
+    <w:name w:val="Header Char"/>
+    <w:basedOn w:val="DefaultParagraphFont"/>
+    <w:link w:val="Header"/>
+    <w:uiPriority w:val="99"/>
+    <w:rsid w:val="00966D7A"/>
+  </w:style>
+  <w:style w:type="paragraph" w:styleId="Footer">
+    <w:name w:val="footer"/>
+    <w:basedOn w:val="Normal"/>
+    <w:link w:val="FooterChar"/>
+    <w:uiPriority w:val="99"/>
+    <w:unhideWhenUsed/>
+    <w:rsid w:val="00966D7A"/>
+    <w:pPr>
+      <w:tabs>
+        <w:tab w:val="center" w:pos="4513"/>
+        <w:tab w:val="right" w:pos="9026"/>
+      </w:tabs>
+    </w:pPr>
+  </w:style>
+  <w:style w:type="character" w:customStyle="1" w:styleId="FooterChar">
+    <w:name w:val="Footer Char"/>
+    <w:basedOn w:val="DefaultParagraphFont"/>
+    <w:link w:val="Footer"/>
+    <w:uiPriority w:val="99"/>
+    <w:rsid w:val="00966D7A"/>
+  </w:style>
 </w:styles>
 </file>
 
@@ -7671,4 +7480,26 @@
     </a:ext>
   </a:extLst>
 </a:theme>
+</file>
+
+<file path=word/webextensions/taskpanes.xml><?xml version="1.0" encoding="utf-8"?>
+<wetp:taskpanes xmlns:wetp="http://schemas.microsoft.com/office/webextensions/taskpanes/2010/11">
+  <wetp:taskpane dockstate="right" visibility="0" width="350" row="0">
+    <wetp:webextensionref xmlns:r="http://schemas.openxmlformats.org/officeDocument/2006/relationships" r:id="rId1"/>
+  </wetp:taskpane>
+</wetp:taskpanes>
+</file>
+
+<file path=word/webextensions/webextension1.xml><?xml version="1.0" encoding="utf-8"?>
+<we:webextension xmlns:we="http://schemas.microsoft.com/office/webextensions/webextension/2010/11" id="{AFD86B2D-764B-6C4D-A8C7-B5F38F5B1817}">
+  <we:reference id="wa200010453" version="1.0.0.1" store="en-US" storeType="OMEX"/>
+  <we:alternateReferences>
+    <we:reference id="WA200010453" version="1.0.0.1" store="" storeType="OMEX"/>
+  </we:alternateReferences>
+  <we:properties>
+    <we:property name="claude.fileId" value="&quot;18b9bc1b-524b-4056-8b3a-7a71c5676339&quot;"/>
+  </we:properties>
+  <we:bindings/>
+  <we:snapshot xmlns:r="http://schemas.openxmlformats.org/officeDocument/2006/relationships"/>
+</we:webextension>
 </file>